--- a/Задание 7 Творческое/Задание 7.docx
+++ b/Задание 7 Творческое/Задание 7.docx
@@ -29,10 +29,7 @@
         <w:t xml:space="preserve">- </w:t>
       </w:r>
       <w:r>
-        <w:t>доступность инструмента</w:t>
-      </w:r>
-      <w:r>
-        <w:t>;</w:t>
+        <w:t>доступность инструмента;</w:t>
       </w:r>
     </w:p>
     <w:p>
@@ -112,13 +109,29 @@
         <w:ind w:firstLine="720"/>
       </w:pPr>
       <w:r>
-        <w:t>Файл с отчетом наименовать в соответствии со следующим шаблоном: "Номер группы_Ф.И.О._Номер и содержание варианта_</w:t>
+        <w:t xml:space="preserve">Файл с отчетом наименовать в соответствии со следующим шаблоном: "Номер </w:t>
+      </w:r>
+      <w:proofErr w:type="spellStart"/>
+      <w:r>
+        <w:t>группы_Ф.И.О._Номер</w:t>
+      </w:r>
+      <w:proofErr w:type="spellEnd"/>
+      <w:r>
+        <w:t xml:space="preserve"> и содержание </w:t>
+      </w:r>
+      <w:proofErr w:type="spellStart"/>
+      <w:r>
+        <w:t>варианта_</w:t>
       </w:r>
       <w:r>
         <w:t>Современные_средства_реверс-инжинирирнга_</w:t>
       </w:r>
       <w:r>
-        <w:t>ТРИ"</w:t>
+        <w:t>ТРИ</w:t>
+      </w:r>
+      <w:proofErr w:type="spellEnd"/>
+      <w:r>
+        <w:t>"</w:t>
       </w:r>
       <w:r>
         <w:t xml:space="preserve">. </w:t>
@@ -127,8 +140,13 @@
         <w:t>Например: "ТКИ-511_Ионова_М_Ю_В2_Traversal_</w:t>
       </w:r>
       <w:r>
-        <w:t>Современные средства_реверсинжинирирнга</w:t>
-      </w:r>
+        <w:t xml:space="preserve">Современные </w:t>
+      </w:r>
+      <w:proofErr w:type="spellStart"/>
+      <w:r>
+        <w:t>средства_реверсинжинирирнга</w:t>
+      </w:r>
+      <w:proofErr w:type="spellEnd"/>
       <w:r>
         <w:t xml:space="preserve"> </w:t>
       </w:r>
@@ -203,10 +221,7 @@
               <w:ind w:firstLine="0"/>
             </w:pPr>
             <w:r>
-              <w:t>Ожидаемый результат работы</w:t>
-            </w:r>
-            <w:r>
-              <w:t xml:space="preserve"> </w:t>
+              <w:t xml:space="preserve">Ожидаемый результат работы </w:t>
             </w:r>
           </w:p>
         </w:tc>
@@ -251,8 +266,13 @@
               <w:spacing w:line="240" w:lineRule="auto"/>
               <w:ind w:firstLine="0"/>
             </w:pPr>
-            <w:r>
-              <w:t>GitLab KG</w:t>
+            <w:proofErr w:type="spellStart"/>
+            <w:r>
+              <w:t>GitLab</w:t>
+            </w:r>
+            <w:proofErr w:type="spellEnd"/>
+            <w:r>
+              <w:t xml:space="preserve"> KG</w:t>
             </w:r>
           </w:p>
         </w:tc>
@@ -265,23 +285,13 @@
               <w:spacing w:line="240" w:lineRule="auto"/>
               <w:ind w:firstLine="0"/>
             </w:pPr>
-            <w:r>
-              <w:t>Г</w:t>
-            </w:r>
-            <w:r>
-              <w:t>рафово</w:t>
-            </w:r>
-            <w:r>
-              <w:t>е</w:t>
-            </w:r>
-            <w:r>
-              <w:t xml:space="preserve"> представлени</w:t>
-            </w:r>
-            <w:r>
-              <w:t>е</w:t>
-            </w:r>
-            <w:r>
-              <w:t xml:space="preserve"> программного кода</w:t>
+            <w:proofErr w:type="spellStart"/>
+            <w:r>
+              <w:t>Графовое</w:t>
+            </w:r>
+            <w:proofErr w:type="spellEnd"/>
+            <w:r>
+              <w:t xml:space="preserve"> представление программного кода</w:t>
             </w:r>
           </w:p>
         </w:tc>
@@ -326,9 +336,11 @@
               <w:spacing w:line="240" w:lineRule="auto"/>
               <w:ind w:firstLine="0"/>
             </w:pPr>
+            <w:proofErr w:type="spellStart"/>
             <w:r>
               <w:t>Tree-sitter</w:t>
             </w:r>
+            <w:proofErr w:type="spellEnd"/>
           </w:p>
         </w:tc>
         <w:tc>
@@ -340,8 +352,13 @@
               <w:spacing w:line="240" w:lineRule="auto"/>
               <w:ind w:firstLine="0"/>
             </w:pPr>
-            <w:r>
-              <w:t>Графовое представление программного кода</w:t>
+            <w:proofErr w:type="spellStart"/>
+            <w:r>
+              <w:t>Графовое</w:t>
+            </w:r>
+            <w:proofErr w:type="spellEnd"/>
+            <w:r>
+              <w:t xml:space="preserve"> представление программного кода</w:t>
             </w:r>
           </w:p>
         </w:tc>
@@ -386,9 +403,11 @@
               <w:spacing w:line="240" w:lineRule="auto"/>
               <w:ind w:firstLine="0"/>
             </w:pPr>
+            <w:proofErr w:type="spellStart"/>
             <w:r>
               <w:t>Bevel</w:t>
             </w:r>
+            <w:proofErr w:type="spellEnd"/>
           </w:p>
         </w:tc>
         <w:tc>
@@ -400,8 +419,13 @@
               <w:spacing w:line="240" w:lineRule="auto"/>
               <w:ind w:firstLine="0"/>
             </w:pPr>
-            <w:r>
-              <w:t>Графовое представление программного кода</w:t>
+            <w:proofErr w:type="spellStart"/>
+            <w:r>
+              <w:t>Графовое</w:t>
+            </w:r>
+            <w:proofErr w:type="spellEnd"/>
+            <w:r>
+              <w:t xml:space="preserve"> представление программного кода</w:t>
             </w:r>
           </w:p>
         </w:tc>
@@ -446,8 +470,13 @@
               <w:spacing w:line="240" w:lineRule="auto"/>
               <w:ind w:firstLine="0"/>
             </w:pPr>
-            <w:r>
-              <w:t>Joern/CPG</w:t>
+            <w:proofErr w:type="spellStart"/>
+            <w:r>
+              <w:t>Joern</w:t>
+            </w:r>
+            <w:proofErr w:type="spellEnd"/>
+            <w:r>
+              <w:t>/CPG</w:t>
             </w:r>
           </w:p>
         </w:tc>
@@ -460,8 +489,13 @@
               <w:spacing w:line="240" w:lineRule="auto"/>
               <w:ind w:firstLine="0"/>
             </w:pPr>
-            <w:r>
-              <w:t>Графовое представление программного кода</w:t>
+            <w:proofErr w:type="spellStart"/>
+            <w:r>
+              <w:t>Графовое</w:t>
+            </w:r>
+            <w:proofErr w:type="spellEnd"/>
+            <w:r>
+              <w:t xml:space="preserve"> представление программного кода</w:t>
             </w:r>
           </w:p>
         </w:tc>
@@ -506,9 +540,11 @@
               <w:spacing w:line="240" w:lineRule="auto"/>
               <w:ind w:firstLine="0"/>
             </w:pPr>
+            <w:proofErr w:type="spellStart"/>
             <w:r>
               <w:t>codegraph</w:t>
             </w:r>
+            <w:proofErr w:type="spellEnd"/>
           </w:p>
         </w:tc>
         <w:tc>
@@ -520,8 +556,13 @@
               <w:spacing w:line="240" w:lineRule="auto"/>
               <w:ind w:firstLine="0"/>
             </w:pPr>
-            <w:r>
-              <w:t>Графовое представление программного кода</w:t>
+            <w:proofErr w:type="spellStart"/>
+            <w:r>
+              <w:t>Графовое</w:t>
+            </w:r>
+            <w:proofErr w:type="spellEnd"/>
+            <w:r>
+              <w:t xml:space="preserve"> представление программного кода</w:t>
             </w:r>
           </w:p>
         </w:tc>
@@ -566,9 +607,11 @@
               <w:spacing w:line="240" w:lineRule="auto"/>
               <w:ind w:firstLine="0"/>
             </w:pPr>
+            <w:proofErr w:type="spellStart"/>
             <w:r>
               <w:t>Sourcegraph</w:t>
             </w:r>
+            <w:proofErr w:type="spellEnd"/>
           </w:p>
         </w:tc>
         <w:tc>
@@ -580,8 +623,13 @@
               <w:spacing w:line="240" w:lineRule="auto"/>
               <w:ind w:firstLine="0"/>
             </w:pPr>
-            <w:r>
-              <w:t>Графовое представление программного кода</w:t>
+            <w:proofErr w:type="spellStart"/>
+            <w:r>
+              <w:t>Графовое</w:t>
+            </w:r>
+            <w:proofErr w:type="spellEnd"/>
+            <w:r>
+              <w:t xml:space="preserve"> представление программного кода</w:t>
             </w:r>
           </w:p>
         </w:tc>
@@ -615,6 +663,7 @@
               <w:spacing w:line="240" w:lineRule="auto"/>
               <w:ind w:left="0" w:firstLine="0"/>
             </w:pPr>
+            <w:bookmarkStart w:id="0" w:name="_GoBack" w:colFirst="2" w:colLast="2"/>
           </w:p>
         </w:tc>
         <w:tc>
@@ -629,12 +678,14 @@
                 <w:highlight w:val="yellow"/>
               </w:rPr>
             </w:pPr>
-            <w:r>
-              <w:rPr>
-                <w:highlight w:val="yellow"/>
-              </w:rPr>
-              <w:t>Даст преподаватель</w:t>
-            </w:r>
+            <w:hyperlink r:id="rId9" w:tgtFrame="_blank" w:tooltip="https://github.com/serj-m/relational-model-of-git" w:history="1">
+              <w:r>
+                <w:rPr>
+                  <w:rStyle w:val="a5"/>
+                </w:rPr>
+                <w:t>https://github.com/Serj-M/relational-model-of-git</w:t>
+              </w:r>
+            </w:hyperlink>
           </w:p>
         </w:tc>
         <w:tc>
@@ -645,15 +696,9 @@
             <w:pPr>
               <w:spacing w:line="240" w:lineRule="auto"/>
               <w:ind w:firstLine="0"/>
-              <w:rPr>
-                <w:highlight w:val="yellow"/>
-              </w:rPr>
-            </w:pPr>
-            <w:r>
-              <w:rPr>
-                <w:highlight w:val="yellow"/>
-              </w:rPr>
-              <w:t>Обсудить с преподавателем</w:t>
+            </w:pPr>
+            <w:r>
+              <w:t>Повторить эксперимент в соответствии с источником</w:t>
             </w:r>
           </w:p>
         </w:tc>
@@ -668,7 +713,15 @@
               <w:jc w:val="center"/>
             </w:pPr>
             <w:r>
-              <w:t>Получение информации о «горячих точках» кода на основе анализа реляционной модели git-репозитория</w:t>
+              <w:t xml:space="preserve">Получение информации о «горячих точках» кода на основе анализа реляционной модели </w:t>
+            </w:r>
+            <w:proofErr w:type="spellStart"/>
+            <w:r>
+              <w:t>git</w:t>
+            </w:r>
+            <w:proofErr w:type="spellEnd"/>
+            <w:r>
+              <w:t>-репозитория</w:t>
             </w:r>
           </w:p>
         </w:tc>
@@ -699,9 +752,11 @@
               <w:spacing w:line="240" w:lineRule="auto"/>
               <w:ind w:firstLine="0"/>
             </w:pPr>
+            <w:proofErr w:type="spellStart"/>
             <w:r>
               <w:t>Gitinspector</w:t>
             </w:r>
+            <w:proofErr w:type="spellEnd"/>
           </w:p>
         </w:tc>
         <w:tc>
@@ -714,10 +769,7 @@
               <w:ind w:firstLine="0"/>
             </w:pPr>
             <w:r>
-              <w:rPr>
-                <w:highlight w:val="yellow"/>
-              </w:rPr>
-              <w:t>Обсудить с преподавателем</w:t>
+              <w:t>Повторить эксперимент в соответствии с источником</w:t>
             </w:r>
           </w:p>
         </w:tc>
@@ -731,7 +783,15 @@
               <w:ind w:firstLine="0"/>
             </w:pPr>
             <w:r>
-              <w:t>Получение информации о «горячих точках» кода на основе анализа реляционной модели git-репозитория</w:t>
+              <w:t xml:space="preserve">Получение информации о «горячих точках» кода на основе анализа реляционной модели </w:t>
+            </w:r>
+            <w:proofErr w:type="spellStart"/>
+            <w:r>
+              <w:t>git</w:t>
+            </w:r>
+            <w:proofErr w:type="spellEnd"/>
+            <w:r>
+              <w:t>-репозитория</w:t>
             </w:r>
           </w:p>
         </w:tc>
@@ -762,12 +822,19 @@
               <w:spacing w:line="240" w:lineRule="auto"/>
               <w:ind w:firstLine="0"/>
             </w:pPr>
-            <w:r>
-              <w:t>GitHub Analyze</w:t>
-            </w:r>
-            <w:r>
-              <w:t>r</w:t>
-            </w:r>
+            <w:proofErr w:type="spellStart"/>
+            <w:r>
+              <w:t>GitHub</w:t>
+            </w:r>
+            <w:proofErr w:type="spellEnd"/>
+            <w:r>
+              <w:t xml:space="preserve"> </w:t>
+            </w:r>
+            <w:proofErr w:type="spellStart"/>
+            <w:r>
+              <w:t>Analyzer</w:t>
+            </w:r>
+            <w:proofErr w:type="spellEnd"/>
           </w:p>
         </w:tc>
         <w:tc>
@@ -780,10 +847,7 @@
               <w:ind w:firstLine="0"/>
             </w:pPr>
             <w:r>
-              <w:rPr>
-                <w:highlight w:val="yellow"/>
-              </w:rPr>
-              <w:t>Обсудить с преподавателем</w:t>
+              <w:t>Повторить эксперимент в соответствии с источником</w:t>
             </w:r>
           </w:p>
         </w:tc>
@@ -797,7 +861,15 @@
               <w:ind w:firstLine="0"/>
             </w:pPr>
             <w:r>
-              <w:t>Получение информации о «горячих точках» кода на основе анализа реляционной модели git-репозитория</w:t>
+              <w:t xml:space="preserve">Получение информации о «горячих точках» кода на основе анализа реляционной модели </w:t>
+            </w:r>
+            <w:proofErr w:type="spellStart"/>
+            <w:r>
+              <w:t>git</w:t>
+            </w:r>
+            <w:proofErr w:type="spellEnd"/>
+            <w:r>
+              <w:t>-репозитория</w:t>
             </w:r>
           </w:p>
         </w:tc>
@@ -828,9 +900,11 @@
               <w:spacing w:line="240" w:lineRule="auto"/>
               <w:ind w:firstLine="0"/>
             </w:pPr>
+            <w:proofErr w:type="spellStart"/>
             <w:r>
               <w:t>Githru</w:t>
             </w:r>
+            <w:proofErr w:type="spellEnd"/>
           </w:p>
         </w:tc>
         <w:tc>
@@ -843,10 +917,7 @@
               <w:ind w:firstLine="0"/>
             </w:pPr>
             <w:r>
-              <w:rPr>
-                <w:highlight w:val="yellow"/>
-              </w:rPr>
-              <w:t>Обсудить с преподавателем</w:t>
+              <w:t>Повторить эксперимент в соответствии с источником</w:t>
             </w:r>
           </w:p>
         </w:tc>
@@ -860,11 +931,20 @@
               <w:ind w:firstLine="0"/>
             </w:pPr>
             <w:r>
-              <w:t>Получение информации о «горячих точках» кода на основе анализа реляционной модели git-репозитория</w:t>
+              <w:t xml:space="preserve">Получение информации о «горячих точках» кода на основе анализа реляционной модели </w:t>
+            </w:r>
+            <w:proofErr w:type="spellStart"/>
+            <w:r>
+              <w:t>git</w:t>
+            </w:r>
+            <w:proofErr w:type="spellEnd"/>
+            <w:r>
+              <w:t>-репозитория</w:t>
             </w:r>
           </w:p>
         </w:tc>
       </w:tr>
+      <w:bookmarkEnd w:id="0"/>
       <w:tr>
         <w:tc>
           <w:tcPr>
@@ -891,9 +971,11 @@
               <w:spacing w:line="240" w:lineRule="auto"/>
               <w:ind w:firstLine="0"/>
             </w:pPr>
+            <w:proofErr w:type="spellStart"/>
             <w:r>
               <w:t>Semgrep</w:t>
             </w:r>
+            <w:proofErr w:type="spellEnd"/>
           </w:p>
         </w:tc>
         <w:tc>
@@ -923,13 +1005,7 @@
               </w:rPr>
             </w:pPr>
             <w:r>
-              <w:t>Проект учебного пособия «</w:t>
-            </w:r>
-            <w:r>
-              <w:t>Использование инструментов искусственного интеллекта для статического анализа кода</w:t>
-            </w:r>
-            <w:r>
-              <w:t>»</w:t>
+              <w:t>Проект учебного пособия «Использование инструментов искусственного интеллекта для статического анализа кода»</w:t>
             </w:r>
           </w:p>
         </w:tc>
@@ -960,9 +1036,11 @@
               <w:spacing w:line="240" w:lineRule="auto"/>
               <w:ind w:firstLine="0"/>
             </w:pPr>
+            <w:proofErr w:type="spellStart"/>
             <w:r>
               <w:t>KodusAI</w:t>
             </w:r>
+            <w:proofErr w:type="spellEnd"/>
           </w:p>
         </w:tc>
         <w:tc>
@@ -1020,12 +1098,14 @@
               <w:spacing w:line="240" w:lineRule="auto"/>
               <w:ind w:firstLine="0"/>
             </w:pPr>
+            <w:proofErr w:type="spellStart"/>
             <w:r>
               <w:rPr>
                 <w:i/>
               </w:rPr>
               <w:t>ast</w:t>
             </w:r>
+            <w:proofErr w:type="spellEnd"/>
           </w:p>
         </w:tc>
         <w:tc>
@@ -1083,7 +1163,7 @@
               <w:spacing w:line="240" w:lineRule="auto"/>
               <w:ind w:firstLine="0"/>
             </w:pPr>
-            <w:bookmarkStart w:id="0" w:name="_Toc697591080"/>
+            <w:bookmarkStart w:id="1" w:name="_Toc697591080"/>
             <w:r>
               <w:rPr>
                 <w:rStyle w:val="a9"/>
@@ -1129,7 +1209,7 @@
               </w:rPr>
               <w:t>++</w:t>
             </w:r>
-            <w:bookmarkEnd w:id="0"/>
+            <w:bookmarkEnd w:id="1"/>
           </w:p>
         </w:tc>
         <w:tc>
@@ -1142,10 +1222,7 @@
               <w:ind w:firstLine="0"/>
             </w:pPr>
             <w:r>
-              <w:t>В соответствии с информацией из учебного пособия</w:t>
-            </w:r>
-            <w:r>
-              <w:t>, код инструмента предоставит преподаватель</w:t>
+              <w:t>В соответствии с информацией из учебного пособия, код инструмента предоставит преподаватель</w:t>
             </w:r>
           </w:p>
         </w:tc>
@@ -1199,7 +1276,7 @@
                 <w:lang w:val="en-US" w:eastAsia="ru-RU"/>
               </w:rPr>
             </w:pPr>
-            <w:bookmarkStart w:id="1" w:name="_Toc1727641625"/>
+            <w:bookmarkStart w:id="2" w:name="_Toc1727641625"/>
             <w:r>
               <w:rPr>
                 <w:b w:val="0"/>
@@ -1207,7 +1284,7 @@
               </w:rPr>
               <w:t>RAdare2+AI(Decai)</w:t>
             </w:r>
-            <w:bookmarkEnd w:id="1"/>
+            <w:bookmarkEnd w:id="2"/>
           </w:p>
         </w:tc>
         <w:tc>
@@ -1265,12 +1342,14 @@
               <w:spacing w:line="240" w:lineRule="auto"/>
               <w:ind w:firstLine="0"/>
             </w:pPr>
+            <w:proofErr w:type="spellStart"/>
             <w:r>
               <w:rPr>
                 <w:lang w:val="en-US" w:eastAsia="ru-RU"/>
               </w:rPr>
               <w:t>REvEng</w:t>
             </w:r>
+            <w:proofErr w:type="spellEnd"/>
           </w:p>
         </w:tc>
         <w:tc>
@@ -1331,11 +1410,19 @@
                 <w:lang w:eastAsia="ru-RU"/>
               </w:rPr>
             </w:pPr>
+            <w:proofErr w:type="spellStart"/>
             <w:r>
               <w:rPr>
                 <w:lang w:eastAsia="ru-RU"/>
               </w:rPr>
-              <w:t>Заневский, Костенко</w:t>
+              <w:t>Заневский</w:t>
+            </w:r>
+            <w:proofErr w:type="spellEnd"/>
+            <w:r>
+              <w:rPr>
+                <w:lang w:eastAsia="ru-RU"/>
+              </w:rPr>
+              <w:t>, Костенко</w:t>
             </w:r>
           </w:p>
         </w:tc>
@@ -1374,7 +1461,7 @@
         <w:pStyle w:val="20"/>
         <w:spacing w:line="240" w:lineRule="auto"/>
       </w:pPr>
-      <w:bookmarkStart w:id="2" w:name="обзор-литературы"/>
+      <w:bookmarkStart w:id="3" w:name="обзор-литературы"/>
       <w:r>
         <w:lastRenderedPageBreak/>
         <w:t>Обзор литературы</w:t>
@@ -1386,7 +1473,31 @@
         <w:spacing w:line="240" w:lineRule="auto"/>
       </w:pPr>
       <w:r>
-        <w:t>Ключевым вкладом в развитие графового анализа кода стало исследование [1], в котором сформулировано понятие CPG и предложена методика выявления уязвимостей с помощью графовой модели. Дальнейшие работы посвящены развитию CPG с использованием графовых нейронных сетей (GNN) [2] и поддержкой различных языков программирования [3].</w:t>
+        <w:t xml:space="preserve">Ключевым вкладом в развитие </w:t>
+      </w:r>
+      <w:proofErr w:type="spellStart"/>
+      <w:r>
+        <w:t>графового</w:t>
+      </w:r>
+      <w:proofErr w:type="spellEnd"/>
+      <w:r>
+        <w:t xml:space="preserve"> анализа кода стало исследование [1], в котором сформулировано понятие CPG и предложена методика выявления уязвимостей с помощью </w:t>
+      </w:r>
+      <w:proofErr w:type="spellStart"/>
+      <w:r>
+        <w:t>графовой</w:t>
+      </w:r>
+      <w:proofErr w:type="spellEnd"/>
+      <w:r>
+        <w:t xml:space="preserve"> модели. Дальнейшие работы посвящены развитию CPG с использованием </w:t>
+      </w:r>
+      <w:proofErr w:type="spellStart"/>
+      <w:r>
+        <w:t>графовых</w:t>
+      </w:r>
+      <w:proofErr w:type="spellEnd"/>
+      <w:r>
+        <w:t xml:space="preserve"> нейронных сетей (GNN) [2] и поддержкой различных языков программирования [3].</w:t>
       </w:r>
     </w:p>
     <w:p>
@@ -1453,9 +1564,11 @@
         </w:rPr>
         <w:t xml:space="preserve">к </w:t>
       </w:r>
+      <w:proofErr w:type="spellStart"/>
       <w:r>
         <w:t>построени</w:t>
       </w:r>
+      <w:proofErr w:type="spellEnd"/>
       <w:r>
         <w:rPr>
           <w:lang w:val="ru-RU"/>
@@ -1469,16 +1582,24 @@
         <w:t xml:space="preserve"> </w:t>
       </w:r>
       <w:r>
-        <w:t>В [8] проведен анализ применения графовых моделей в RAG. Работа [9] демонстрирует применение срезов (нерелевантных фрагментов) CPG для сокращения объёма анализируемого кода.</w:t>
-      </w:r>
-      <w:bookmarkEnd w:id="2"/>
+        <w:t xml:space="preserve">В [8] проведен анализ применения </w:t>
+      </w:r>
+      <w:proofErr w:type="spellStart"/>
+      <w:r>
+        <w:t>графовых</w:t>
+      </w:r>
+      <w:proofErr w:type="spellEnd"/>
+      <w:r>
+        <w:t xml:space="preserve"> моделей в RAG. Работа [9] демонстрирует применение срезов (нерелевантных фрагментов) CPG для сокращения объёма анализируемого кода.</w:t>
+      </w:r>
+      <w:bookmarkEnd w:id="3"/>
       <w:r>
         <w:rPr>
           <w:lang w:val="ru-RU"/>
         </w:rPr>
         <w:t xml:space="preserve"> </w:t>
       </w:r>
-      <w:bookmarkStart w:id="3" w:name="X6adfee7bd82cd64226587333f502a5854807810"/>
+      <w:bookmarkStart w:id="4" w:name="X6adfee7bd82cd64226587333f502a5854807810"/>
     </w:p>
     <w:p>
       <w:pPr>
@@ -1504,8 +1625,13 @@
         </w:rPr>
         <w:t>В ходе исследования р</w:t>
       </w:r>
-      <w:r>
-        <w:t>ассмотрены шесть инструментов</w:t>
+      <w:proofErr w:type="spellStart"/>
+      <w:r>
+        <w:t>ассмотрены</w:t>
+      </w:r>
+      <w:proofErr w:type="spellEnd"/>
+      <w:r>
+        <w:t xml:space="preserve"> шесть инструментов</w:t>
       </w:r>
       <w:r>
         <w:rPr>
@@ -1513,8 +1639,13 @@
         </w:rPr>
         <w:t>, с</w:t>
       </w:r>
-      <w:r>
-        <w:t xml:space="preserve">равнительный анализ </w:t>
+      <w:proofErr w:type="spellStart"/>
+      <w:r>
+        <w:t>равнительный</w:t>
+      </w:r>
+      <w:proofErr w:type="spellEnd"/>
+      <w:r>
+        <w:t xml:space="preserve"> анализ </w:t>
       </w:r>
       <w:r>
         <w:rPr>
@@ -1546,6 +1677,7 @@
         <w:pStyle w:val="FirstParagraph"/>
         <w:spacing w:line="240" w:lineRule="auto"/>
       </w:pPr>
+      <w:proofErr w:type="spellStart"/>
       <w:r>
         <w:rPr>
           <w:b/>
@@ -1553,6 +1685,7 @@
         </w:rPr>
         <w:t>Joern</w:t>
       </w:r>
+      <w:proofErr w:type="spellEnd"/>
       <w:r>
         <w:rPr>
           <w:b/>
@@ -1595,6 +1728,7 @@
         </w:rPr>
         <w:t xml:space="preserve">, </w:t>
       </w:r>
+      <w:proofErr w:type="spellStart"/>
       <w:r>
         <w:t>поддерж</w:t>
       </w:r>
@@ -1604,9 +1738,11 @@
         </w:rPr>
         <w:t>ивающий</w:t>
       </w:r>
+      <w:proofErr w:type="spellEnd"/>
       <w:r>
         <w:t xml:space="preserve"> раз</w:t>
       </w:r>
+      <w:proofErr w:type="spellStart"/>
       <w:r>
         <w:rPr>
           <w:lang w:val="ru-RU"/>
@@ -1616,6 +1752,7 @@
       <w:r>
         <w:t>ны</w:t>
       </w:r>
+      <w:proofErr w:type="spellEnd"/>
       <w:r>
         <w:rPr>
           <w:lang w:val="ru-RU"/>
@@ -1632,7 +1769,15 @@
         <w:t>и</w:t>
       </w:r>
       <w:r>
-        <w:t xml:space="preserve"> программирования и экспорт в графовую БД</w:t>
+        <w:t xml:space="preserve"> программирования и экспорт в </w:t>
+      </w:r>
+      <w:proofErr w:type="spellStart"/>
+      <w:r>
+        <w:t>графовую</w:t>
+      </w:r>
+      <w:proofErr w:type="spellEnd"/>
+      <w:r>
+        <w:t xml:space="preserve"> БД</w:t>
       </w:r>
       <w:r>
         <w:rPr>
@@ -1649,6 +1794,7 @@
         <w:pStyle w:val="FirstParagraph"/>
         <w:spacing w:line="240" w:lineRule="auto"/>
       </w:pPr>
+      <w:proofErr w:type="spellStart"/>
       <w:r>
         <w:rPr>
           <w:b/>
@@ -1656,6 +1802,7 @@
         </w:rPr>
         <w:t>Tree-sitter</w:t>
       </w:r>
+      <w:proofErr w:type="spellEnd"/>
       <w:r>
         <w:t xml:space="preserve"> – парсер с поддержкой многих языков, формирует AST, но не содержит данных о потоках управления и зависимостях, требует разработки ПО для обхода кода всего репозитория. </w:t>
       </w:r>
@@ -1665,15 +1812,96 @@
         <w:pStyle w:val="FirstParagraph"/>
         <w:spacing w:line="240" w:lineRule="auto"/>
       </w:pPr>
+      <w:proofErr w:type="spellStart"/>
       <w:r>
         <w:rPr>
           <w:b/>
           <w:bCs/>
         </w:rPr>
-        <w:t>GitLab Knowledge Graph (gkg)</w:t>
-      </w:r>
-      <w:r>
-        <w:t xml:space="preserve"> – экспериментальный инструмент на базе AST с поддержкой Model Context Protocol (MCP), однако из-за перехода на новую </w:t>
+        <w:t>GitLab</w:t>
+      </w:r>
+      <w:proofErr w:type="spellEnd"/>
+      <w:r>
+        <w:rPr>
+          <w:b/>
+          <w:bCs/>
+        </w:rPr>
+        <w:t xml:space="preserve"> </w:t>
+      </w:r>
+      <w:proofErr w:type="spellStart"/>
+      <w:r>
+        <w:rPr>
+          <w:b/>
+          <w:bCs/>
+        </w:rPr>
+        <w:t>Knowledge</w:t>
+      </w:r>
+      <w:proofErr w:type="spellEnd"/>
+      <w:r>
+        <w:rPr>
+          <w:b/>
+          <w:bCs/>
+        </w:rPr>
+        <w:t xml:space="preserve"> </w:t>
+      </w:r>
+      <w:proofErr w:type="spellStart"/>
+      <w:r>
+        <w:rPr>
+          <w:b/>
+          <w:bCs/>
+        </w:rPr>
+        <w:t>Graph</w:t>
+      </w:r>
+      <w:proofErr w:type="spellEnd"/>
+      <w:r>
+        <w:rPr>
+          <w:b/>
+          <w:bCs/>
+        </w:rPr>
+        <w:t xml:space="preserve"> (</w:t>
+      </w:r>
+      <w:proofErr w:type="spellStart"/>
+      <w:r>
+        <w:rPr>
+          <w:b/>
+          <w:bCs/>
+        </w:rPr>
+        <w:t>gkg</w:t>
+      </w:r>
+      <w:proofErr w:type="spellEnd"/>
+      <w:r>
+        <w:rPr>
+          <w:b/>
+          <w:bCs/>
+        </w:rPr>
+        <w:t>)</w:t>
+      </w:r>
+      <w:r>
+        <w:t xml:space="preserve"> – экспериментальный инструмент на базе AST с поддержкой </w:t>
+      </w:r>
+      <w:proofErr w:type="spellStart"/>
+      <w:r>
+        <w:t>Model</w:t>
+      </w:r>
+      <w:proofErr w:type="spellEnd"/>
+      <w:r>
+        <w:t xml:space="preserve"> </w:t>
+      </w:r>
+      <w:proofErr w:type="spellStart"/>
+      <w:r>
+        <w:t>Context</w:t>
+      </w:r>
+      <w:proofErr w:type="spellEnd"/>
+      <w:r>
+        <w:t xml:space="preserve"> </w:t>
+      </w:r>
+      <w:proofErr w:type="spellStart"/>
+      <w:r>
+        <w:t>Protocol</w:t>
+      </w:r>
+      <w:proofErr w:type="spellEnd"/>
+      <w:r>
+        <w:t xml:space="preserve"> (MCP), однако из-за перехода на новую </w:t>
       </w:r>
       <w:r>
         <w:rPr>
@@ -1690,9 +1918,11 @@
         </w:rPr>
         <w:t xml:space="preserve">), </w:t>
       </w:r>
+      <w:proofErr w:type="spellStart"/>
       <w:r>
         <w:t>LadybugDB</w:t>
       </w:r>
+      <w:proofErr w:type="spellEnd"/>
       <w:r>
         <w:rPr>
           <w:lang w:val="ru-RU"/>
@@ -1708,6 +1938,7 @@
         <w:pStyle w:val="FirstParagraph"/>
         <w:spacing w:line="240" w:lineRule="auto"/>
       </w:pPr>
+      <w:proofErr w:type="spellStart"/>
       <w:r>
         <w:rPr>
           <w:b/>
@@ -1715,8 +1946,33 @@
         </w:rPr>
         <w:t>Bevel</w:t>
       </w:r>
-      <w:r>
-        <w:t>, используя Language Server Protocol (LSP)</w:t>
+      <w:proofErr w:type="spellEnd"/>
+      <w:r>
+        <w:t xml:space="preserve">, используя </w:t>
+      </w:r>
+      <w:proofErr w:type="spellStart"/>
+      <w:r>
+        <w:t>Language</w:t>
+      </w:r>
+      <w:proofErr w:type="spellEnd"/>
+      <w:r>
+        <w:t xml:space="preserve"> </w:t>
+      </w:r>
+      <w:proofErr w:type="spellStart"/>
+      <w:r>
+        <w:t>Server</w:t>
+      </w:r>
+      <w:proofErr w:type="spellEnd"/>
+      <w:r>
+        <w:t xml:space="preserve"> </w:t>
+      </w:r>
+      <w:proofErr w:type="spellStart"/>
+      <w:r>
+        <w:t>Protocol</w:t>
+      </w:r>
+      <w:proofErr w:type="spellEnd"/>
+      <w:r>
+        <w:t xml:space="preserve"> (LSP)</w:t>
       </w:r>
       <w:r>
         <w:rPr>
@@ -1736,11 +1992,19 @@
       <w:r>
         <w:t xml:space="preserve">визуализируется в </w:t>
       </w:r>
+      <w:proofErr w:type="spellStart"/>
       <w:r>
         <w:rPr>
           <w:lang w:val="ru-RU"/>
         </w:rPr>
-        <w:t xml:space="preserve">графовой БД </w:t>
+        <w:t>графовой</w:t>
+      </w:r>
+      <w:proofErr w:type="spellEnd"/>
+      <w:r>
+        <w:rPr>
+          <w:lang w:val="ru-RU"/>
+        </w:rPr>
+        <w:t xml:space="preserve"> БД </w:t>
       </w:r>
       <w:r>
         <w:t xml:space="preserve">Neo4j, но требует </w:t>
@@ -1760,15 +2024,49 @@
         <w:pStyle w:val="FirstParagraph"/>
         <w:spacing w:line="240" w:lineRule="auto"/>
       </w:pPr>
+      <w:proofErr w:type="spellStart"/>
       <w:r>
         <w:rPr>
           <w:b/>
           <w:bCs/>
         </w:rPr>
-        <w:t>xnuinside/codegraph</w:t>
-      </w:r>
-      <w:r>
-        <w:t xml:space="preserve"> – Python-библиотека для построения базового графа вызовов, поддерживает только Python, не реализует CFG и PDG.</w:t>
+        <w:t>xnuinside</w:t>
+      </w:r>
+      <w:proofErr w:type="spellEnd"/>
+      <w:r>
+        <w:rPr>
+          <w:b/>
+          <w:bCs/>
+        </w:rPr>
+        <w:t>/</w:t>
+      </w:r>
+      <w:proofErr w:type="spellStart"/>
+      <w:r>
+        <w:rPr>
+          <w:b/>
+          <w:bCs/>
+        </w:rPr>
+        <w:t>codegraph</w:t>
+      </w:r>
+      <w:proofErr w:type="spellEnd"/>
+      <w:r>
+        <w:t xml:space="preserve"> – </w:t>
+      </w:r>
+      <w:proofErr w:type="spellStart"/>
+      <w:r>
+        <w:t>Python</w:t>
+      </w:r>
+      <w:proofErr w:type="spellEnd"/>
+      <w:r>
+        <w:t xml:space="preserve">-библиотека для построения базового графа вызовов, поддерживает только </w:t>
+      </w:r>
+      <w:proofErr w:type="spellStart"/>
+      <w:r>
+        <w:t>Python</w:t>
+      </w:r>
+      <w:proofErr w:type="spellEnd"/>
+      <w:r>
+        <w:t>, не реализует CFG и PDG.</w:t>
       </w:r>
     </w:p>
     <w:p>
@@ -1776,6 +2074,7 @@
         <w:pStyle w:val="FirstParagraph"/>
         <w:spacing w:line="240" w:lineRule="auto"/>
       </w:pPr>
+      <w:proofErr w:type="spellStart"/>
       <w:r>
         <w:rPr>
           <w:b/>
@@ -1783,6 +2082,7 @@
         </w:rPr>
         <w:t>Sourcegraph</w:t>
       </w:r>
+      <w:proofErr w:type="spellEnd"/>
       <w:r>
         <w:t xml:space="preserve"> – проприетарная платформа для навигации по коду, есть RAG-интеграция.</w:t>
       </w:r>
@@ -1793,7 +2093,15 @@
         <w:spacing w:line="240" w:lineRule="auto"/>
       </w:pPr>
       <w:r>
-        <w:t>Таблица 1. Сравнение инструментов графового представления программного кода</w:t>
+        <w:t xml:space="preserve">Таблица 1. Сравнение инструментов </w:t>
+      </w:r>
+      <w:proofErr w:type="spellStart"/>
+      <w:r>
+        <w:t>графового</w:t>
+      </w:r>
+      <w:proofErr w:type="spellEnd"/>
+      <w:r>
+        <w:t xml:space="preserve"> представления программного кода</w:t>
       </w:r>
     </w:p>
     <w:tbl>
@@ -1867,12 +2175,21 @@
                 <w:bCs/>
               </w:rPr>
             </w:pPr>
+            <w:proofErr w:type="spellStart"/>
             <w:r>
               <w:rPr>
                 <w:b/>
                 <w:bCs/>
               </w:rPr>
-              <w:t>Joern/CPG</w:t>
+              <w:t>Joern</w:t>
+            </w:r>
+            <w:proofErr w:type="spellEnd"/>
+            <w:r>
+              <w:rPr>
+                <w:b/>
+                <w:bCs/>
+              </w:rPr>
+              <w:t>/CPG</w:t>
             </w:r>
           </w:p>
         </w:tc>
@@ -1897,12 +2214,21 @@
                 <w:bCs/>
               </w:rPr>
             </w:pPr>
+            <w:proofErr w:type="spellStart"/>
             <w:r>
               <w:rPr>
                 <w:b/>
                 <w:bCs/>
               </w:rPr>
-              <w:t>GitLab KG</w:t>
+              <w:t>GitLab</w:t>
+            </w:r>
+            <w:proofErr w:type="spellEnd"/>
+            <w:r>
+              <w:rPr>
+                <w:b/>
+                <w:bCs/>
+              </w:rPr>
+              <w:t xml:space="preserve"> KG</w:t>
             </w:r>
           </w:p>
         </w:tc>
@@ -1927,6 +2253,7 @@
                 <w:bCs/>
               </w:rPr>
             </w:pPr>
+            <w:proofErr w:type="spellStart"/>
             <w:r>
               <w:rPr>
                 <w:b/>
@@ -1934,6 +2261,7 @@
               </w:rPr>
               <w:t>Tree-sitter</w:t>
             </w:r>
+            <w:proofErr w:type="spellEnd"/>
           </w:p>
         </w:tc>
         <w:tc>
@@ -1957,6 +2285,7 @@
                 <w:bCs/>
               </w:rPr>
             </w:pPr>
+            <w:proofErr w:type="spellStart"/>
             <w:r>
               <w:rPr>
                 <w:b/>
@@ -1964,6 +2293,7 @@
               </w:rPr>
               <w:t>Bevel</w:t>
             </w:r>
+            <w:proofErr w:type="spellEnd"/>
           </w:p>
         </w:tc>
         <w:tc>
@@ -1987,6 +2317,7 @@
                 <w:bCs/>
               </w:rPr>
             </w:pPr>
+            <w:proofErr w:type="spellStart"/>
             <w:r>
               <w:rPr>
                 <w:b/>
@@ -1994,6 +2325,7 @@
               </w:rPr>
               <w:t>codegraph</w:t>
             </w:r>
+            <w:proofErr w:type="spellEnd"/>
           </w:p>
         </w:tc>
         <w:tc>
@@ -2017,6 +2349,7 @@
                 <w:bCs/>
               </w:rPr>
             </w:pPr>
+            <w:proofErr w:type="spellStart"/>
             <w:r>
               <w:rPr>
                 <w:b/>
@@ -2024,6 +2357,7 @@
               </w:rPr>
               <w:t>Sourcegraph</w:t>
             </w:r>
+            <w:proofErr w:type="spellEnd"/>
           </w:p>
         </w:tc>
       </w:tr>
@@ -2223,9 +2557,11 @@
               <w:ind w:firstLine="0"/>
               <w:contextualSpacing/>
             </w:pPr>
+            <w:proofErr w:type="spellStart"/>
             <w:r>
               <w:t>OverflowDB</w:t>
             </w:r>
+            <w:proofErr w:type="spellEnd"/>
           </w:p>
         </w:tc>
         <w:tc>
@@ -2245,9 +2581,11 @@
               <w:ind w:firstLine="0"/>
               <w:contextualSpacing/>
             </w:pPr>
+            <w:proofErr w:type="spellStart"/>
             <w:r>
               <w:t>LadybugDB</w:t>
             </w:r>
+            <w:proofErr w:type="spellEnd"/>
           </w:p>
         </w:tc>
         <w:tc>
@@ -2333,9 +2671,11 @@
               <w:ind w:firstLine="0"/>
               <w:contextualSpacing/>
             </w:pPr>
+            <w:proofErr w:type="spellStart"/>
             <w:r>
               <w:t>PostgreSQL</w:t>
             </w:r>
+            <w:proofErr w:type="spellEnd"/>
           </w:p>
         </w:tc>
       </w:tr>
@@ -2401,8 +2741,21 @@
               <w:ind w:firstLine="0"/>
               <w:contextualSpacing/>
             </w:pPr>
-            <w:r>
-              <w:t>Python (beta)</w:t>
+            <w:proofErr w:type="spellStart"/>
+            <w:r>
+              <w:t>Python</w:t>
+            </w:r>
+            <w:proofErr w:type="spellEnd"/>
+            <w:r>
+              <w:t xml:space="preserve"> (</w:t>
+            </w:r>
+            <w:proofErr w:type="spellStart"/>
+            <w:r>
+              <w:t>beta</w:t>
+            </w:r>
+            <w:proofErr w:type="spellEnd"/>
+            <w:r>
+              <w:t>)</w:t>
             </w:r>
           </w:p>
         </w:tc>
@@ -2467,9 +2820,11 @@
               <w:ind w:firstLine="0"/>
               <w:contextualSpacing/>
             </w:pPr>
+            <w:proofErr w:type="spellStart"/>
             <w:r>
               <w:t>Python</w:t>
             </w:r>
+            <w:proofErr w:type="spellEnd"/>
           </w:p>
         </w:tc>
         <w:tc>
@@ -2811,7 +3166,15 @@
               <w:t xml:space="preserve"> </w:t>
             </w:r>
             <w:r>
-              <w:t>(Cody AI)</w:t>
+              <w:t>(</w:t>
+            </w:r>
+            <w:proofErr w:type="spellStart"/>
+            <w:r>
+              <w:t>Cody</w:t>
+            </w:r>
+            <w:proofErr w:type="spellEnd"/>
+            <w:r>
+              <w:t xml:space="preserve"> AI)</w:t>
             </w:r>
           </w:p>
         </w:tc>
@@ -2828,8 +3191,13 @@
         </w:rPr>
         <w:t xml:space="preserve">Как показало сравнение, инструмент </w:t>
       </w:r>
-      <w:r>
-        <w:t xml:space="preserve">Joern/CPG обеспечивает наиболее полное представление кода. </w:t>
+      <w:proofErr w:type="spellStart"/>
+      <w:r>
+        <w:t>Joern</w:t>
+      </w:r>
+      <w:proofErr w:type="spellEnd"/>
+      <w:r>
+        <w:t xml:space="preserve">/CPG обеспечивает наиболее полное представление кода. </w:t>
       </w:r>
       <w:r>
         <w:rPr>
@@ -2837,8 +3205,13 @@
         </w:rPr>
         <w:t>Е</w:t>
       </w:r>
-      <w:r>
-        <w:t>го ориентированность на анализ уязвимостей кода обусловливает избыточность узлов и их связей при использовании в RAG-системах</w:t>
+      <w:proofErr w:type="spellStart"/>
+      <w:r>
+        <w:t>го</w:t>
+      </w:r>
+      <w:proofErr w:type="spellEnd"/>
+      <w:r>
+        <w:t xml:space="preserve"> ориентированность на анализ уязвимостей кода обусловливает избыточность узлов и их связей при использовании в RAG-системах</w:t>
       </w:r>
       <w:r>
         <w:rPr>
@@ -2858,7 +3231,7 @@
       <w:r>
         <w:t> </w:t>
       </w:r>
-      <w:bookmarkEnd w:id="3"/>
+      <w:bookmarkEnd w:id="4"/>
     </w:p>
     <w:p>
       <w:pPr>
@@ -2867,7 +3240,15 @@
       </w:pPr>
       <w:r>
         <w:lastRenderedPageBreak/>
-        <w:t>Обзор графовой модели CPG</w:t>
+        <w:t xml:space="preserve">Обзор </w:t>
+      </w:r>
+      <w:proofErr w:type="spellStart"/>
+      <w:r>
+        <w:t>графовой</w:t>
+      </w:r>
+      <w:proofErr w:type="spellEnd"/>
+      <w:r>
+        <w:t xml:space="preserve"> модели CPG</w:t>
       </w:r>
     </w:p>
     <w:p>
@@ -2893,7 +3274,7 @@
         <w:pStyle w:val="SourceCode"/>
         <w:spacing w:after="0" w:line="216" w:lineRule="auto"/>
         <w:rPr>
-          <w:lang w:val="en-US"/>
+          <w:lang w:val="ru"/>
         </w:rPr>
       </w:pPr>
       <w:r>
@@ -2906,41 +3287,57 @@
       <w:r>
         <w:rPr>
           <w:rStyle w:val="NormalTok"/>
-          <w:lang w:val="en-US"/>
-        </w:rPr>
-        <w:t xml:space="preserve"> foo</w:t>
+          <w:lang w:val="ru"/>
+        </w:rPr>
+        <w:t xml:space="preserve"> </w:t>
+      </w:r>
+      <w:proofErr w:type="gramStart"/>
+      <w:r>
+        <w:rPr>
+          <w:rStyle w:val="NormalTok"/>
+          <w:lang w:val="en-US"/>
+        </w:rPr>
+        <w:t>foo</w:t>
       </w:r>
       <w:r>
         <w:rPr>
           <w:rStyle w:val="OperatorTok"/>
-          <w:lang w:val="en-US"/>
-        </w:rPr>
-        <w:t>()</w:t>
+          <w:lang w:val="ru"/>
+        </w:rPr>
+        <w:t>(</w:t>
+      </w:r>
+      <w:proofErr w:type="gramEnd"/>
+      <w:r>
+        <w:rPr>
+          <w:rStyle w:val="OperatorTok"/>
+          <w:lang w:val="ru"/>
+        </w:rPr>
+        <w:t>)</w:t>
       </w:r>
       <w:r>
         <w:rPr>
           <w:rStyle w:val="NormalTok"/>
-          <w:lang w:val="en-US"/>
+          <w:lang w:val="ru"/>
         </w:rPr>
         <w:t xml:space="preserve"> </w:t>
       </w:r>
       <w:r>
         <w:rPr>
           <w:rStyle w:val="OperatorTok"/>
-          <w:lang w:val="en-US"/>
+          <w:lang w:val="ru"/>
         </w:rPr>
         <w:t>{</w:t>
       </w:r>
       <w:r>
         <w:rPr>
-          <w:lang w:val="en-US"/>
+          <w:lang w:val="ru"/>
         </w:rPr>
         <w:br/>
       </w:r>
       <w:r>
         <w:rPr>
           <w:rStyle w:val="NormalTok"/>
-          <w:lang w:val="en-US"/>
+          <w:lang w:val="ru"/>
         </w:rPr>
         <w:t xml:space="preserve">    </w:t>
       </w:r>
@@ -2954,41 +3351,62 @@
       <w:r>
         <w:rPr>
           <w:rStyle w:val="NormalTok"/>
-          <w:lang w:val="en-US"/>
-        </w:rPr>
-        <w:t xml:space="preserve"> x </w:t>
+          <w:lang w:val="ru"/>
+        </w:rPr>
+        <w:t xml:space="preserve"> </w:t>
+      </w:r>
+      <w:r>
+        <w:rPr>
+          <w:rStyle w:val="NormalTok"/>
+          <w:lang w:val="en-US"/>
+        </w:rPr>
+        <w:t>x</w:t>
+      </w:r>
+      <w:r>
+        <w:rPr>
+          <w:rStyle w:val="NormalTok"/>
+          <w:lang w:val="ru"/>
+        </w:rPr>
+        <w:t xml:space="preserve"> </w:t>
       </w:r>
       <w:r>
         <w:rPr>
           <w:rStyle w:val="OperatorTok"/>
-          <w:lang w:val="en-US"/>
+          <w:lang w:val="ru"/>
         </w:rPr>
         <w:t>=</w:t>
       </w:r>
       <w:r>
         <w:rPr>
           <w:rStyle w:val="NormalTok"/>
-          <w:lang w:val="en-US"/>
-        </w:rPr>
-        <w:t xml:space="preserve"> source</w:t>
+          <w:lang w:val="ru"/>
+        </w:rPr>
+        <w:t xml:space="preserve"> </w:t>
+      </w:r>
+      <w:r>
+        <w:rPr>
+          <w:rStyle w:val="NormalTok"/>
+          <w:lang w:val="en-US"/>
+        </w:rPr>
+        <w:t>source</w:t>
       </w:r>
       <w:r>
         <w:rPr>
           <w:rStyle w:val="OperatorTok"/>
-          <w:lang w:val="en-US"/>
+          <w:lang w:val="ru"/>
         </w:rPr>
         <w:t>();</w:t>
       </w:r>
       <w:r>
         <w:rPr>
-          <w:lang w:val="en-US"/>
+          <w:lang w:val="ru"/>
         </w:rPr>
         <w:br/>
       </w:r>
       <w:r>
         <w:rPr>
           <w:rStyle w:val="NormalTok"/>
-          <w:lang w:val="en-US"/>
+          <w:lang w:val="ru"/>
         </w:rPr>
         <w:t xml:space="preserve">    </w:t>
       </w:r>
@@ -3002,14 +3420,14 @@
       <w:r>
         <w:rPr>
           <w:rStyle w:val="NormalTok"/>
-          <w:lang w:val="en-US"/>
+          <w:lang w:val="ru"/>
         </w:rPr>
         <w:t xml:space="preserve"> </w:t>
       </w:r>
       <w:r>
         <w:rPr>
           <w:rStyle w:val="OperatorTok"/>
-          <w:lang w:val="en-US"/>
+          <w:lang w:val="ru"/>
         </w:rPr>
         <w:t>(</w:t>
       </w:r>
@@ -3018,53 +3436,67 @@
           <w:rStyle w:val="NormalTok"/>
           <w:lang w:val="en-US"/>
         </w:rPr>
-        <w:t xml:space="preserve">x </w:t>
+        <w:t>x</w:t>
+      </w:r>
+      <w:r>
+        <w:rPr>
+          <w:rStyle w:val="NormalTok"/>
+          <w:lang w:val="ru"/>
+        </w:rPr>
+        <w:t xml:space="preserve"> </w:t>
       </w:r>
       <w:r>
         <w:rPr>
           <w:rStyle w:val="OperatorTok"/>
-          <w:lang w:val="en-US"/>
+          <w:lang w:val="ru"/>
         </w:rPr>
         <w:t>&lt;</w:t>
       </w:r>
       <w:r>
         <w:rPr>
           <w:rStyle w:val="NormalTok"/>
-          <w:lang w:val="en-US"/>
-        </w:rPr>
-        <w:t xml:space="preserve"> MAX</w:t>
+          <w:lang w:val="ru"/>
+        </w:rPr>
+        <w:t xml:space="preserve"> </w:t>
+      </w:r>
+      <w:r>
+        <w:rPr>
+          <w:rStyle w:val="NormalTok"/>
+          <w:lang w:val="en-US"/>
+        </w:rPr>
+        <w:t>MAX</w:t>
       </w:r>
       <w:r>
         <w:rPr>
           <w:rStyle w:val="OperatorTok"/>
-          <w:lang w:val="en-US"/>
+          <w:lang w:val="ru"/>
         </w:rPr>
         <w:t>)</w:t>
       </w:r>
       <w:r>
         <w:rPr>
           <w:rStyle w:val="NormalTok"/>
-          <w:lang w:val="en-US"/>
+          <w:lang w:val="ru"/>
         </w:rPr>
         <w:t xml:space="preserve"> </w:t>
       </w:r>
       <w:r>
         <w:rPr>
           <w:rStyle w:val="OperatorTok"/>
-          <w:lang w:val="en-US"/>
+          <w:lang w:val="ru"/>
         </w:rPr>
         <w:t>{</w:t>
       </w:r>
       <w:r>
         <w:rPr>
-          <w:lang w:val="en-US"/>
+          <w:lang w:val="ru"/>
         </w:rPr>
         <w:br/>
       </w:r>
       <w:r>
         <w:rPr>
           <w:rStyle w:val="NormalTok"/>
-          <w:lang w:val="en-US"/>
+          <w:lang w:val="ru"/>
         </w:rPr>
         <w:t xml:space="preserve">        </w:t>
       </w:r>
@@ -3078,76 +3510,104 @@
       <w:r>
         <w:rPr>
           <w:rStyle w:val="NormalTok"/>
-          <w:lang w:val="en-US"/>
-        </w:rPr>
-        <w:t xml:space="preserve"> y </w:t>
+          <w:lang w:val="ru"/>
+        </w:rPr>
+        <w:t xml:space="preserve"> </w:t>
+      </w:r>
+      <w:r>
+        <w:rPr>
+          <w:rStyle w:val="NormalTok"/>
+          <w:lang w:val="en-US"/>
+        </w:rPr>
+        <w:t>y</w:t>
+      </w:r>
+      <w:r>
+        <w:rPr>
+          <w:rStyle w:val="NormalTok"/>
+          <w:lang w:val="ru"/>
+        </w:rPr>
+        <w:t xml:space="preserve"> </w:t>
       </w:r>
       <w:r>
         <w:rPr>
           <w:rStyle w:val="OperatorTok"/>
-          <w:lang w:val="en-US"/>
+          <w:lang w:val="ru"/>
         </w:rPr>
         <w:t>=</w:t>
       </w:r>
       <w:r>
         <w:rPr>
           <w:rStyle w:val="NormalTok"/>
-          <w:lang w:val="en-US"/>
+          <w:lang w:val="ru"/>
         </w:rPr>
         <w:t xml:space="preserve"> </w:t>
       </w:r>
       <w:r>
         <w:rPr>
           <w:rStyle w:val="DecValTok"/>
-          <w:lang w:val="en-US"/>
+          <w:lang w:val="ru"/>
         </w:rPr>
         <w:t>2</w:t>
       </w:r>
       <w:r>
         <w:rPr>
           <w:rStyle w:val="NormalTok"/>
-          <w:lang w:val="en-US"/>
+          <w:lang w:val="ru"/>
         </w:rPr>
         <w:t xml:space="preserve"> </w:t>
       </w:r>
       <w:r>
         <w:rPr>
           <w:rStyle w:val="OperatorTok"/>
-          <w:lang w:val="en-US"/>
+          <w:lang w:val="ru"/>
         </w:rPr>
         <w:t>*</w:t>
       </w:r>
       <w:r>
         <w:rPr>
           <w:rStyle w:val="NormalTok"/>
-          <w:lang w:val="en-US"/>
-        </w:rPr>
-        <w:t xml:space="preserve"> x</w:t>
+          <w:lang w:val="ru"/>
+        </w:rPr>
+        <w:t xml:space="preserve"> </w:t>
+      </w:r>
+      <w:r>
+        <w:rPr>
+          <w:rStyle w:val="NormalTok"/>
+          <w:lang w:val="en-US"/>
+        </w:rPr>
+        <w:t>x</w:t>
       </w:r>
       <w:r>
         <w:rPr>
           <w:rStyle w:val="OperatorTok"/>
-          <w:lang w:val="en-US"/>
+          <w:lang w:val="ru"/>
         </w:rPr>
         <w:t>;</w:t>
       </w:r>
       <w:r>
         <w:rPr>
-          <w:lang w:val="en-US"/>
+          <w:lang w:val="ru"/>
         </w:rPr>
         <w:br/>
       </w:r>
       <w:r>
         <w:rPr>
           <w:rStyle w:val="NormalTok"/>
-          <w:lang w:val="en-US"/>
-        </w:rPr>
-        <w:t xml:space="preserve">        sink</w:t>
+          <w:lang w:val="ru"/>
+        </w:rPr>
+        <w:t xml:space="preserve">        </w:t>
+      </w:r>
+      <w:r>
+        <w:rPr>
+          <w:rStyle w:val="NormalTok"/>
+          <w:lang w:val="en-US"/>
+        </w:rPr>
+        <w:t>sink</w:t>
       </w:r>
       <w:r>
         <w:rPr>
           <w:rStyle w:val="OperatorTok"/>
-          <w:lang w:val="en-US"/>
+          <w:lang w:val="ru"/>
         </w:rPr>
         <w:t>(</w:t>
       </w:r>
@@ -3161,40 +3621,40 @@
       <w:r>
         <w:rPr>
           <w:rStyle w:val="OperatorTok"/>
-          <w:lang w:val="en-US"/>
+          <w:lang w:val="ru"/>
         </w:rPr>
         <w:t>);</w:t>
       </w:r>
       <w:r>
         <w:rPr>
-          <w:lang w:val="en-US"/>
+          <w:lang w:val="ru"/>
         </w:rPr>
         <w:br/>
       </w:r>
       <w:r>
         <w:rPr>
           <w:rStyle w:val="NormalTok"/>
-          <w:lang w:val="en-US"/>
+          <w:lang w:val="ru"/>
         </w:rPr>
         <w:t xml:space="preserve">    </w:t>
       </w:r>
       <w:r>
         <w:rPr>
           <w:rStyle w:val="OperatorTok"/>
-          <w:lang w:val="en-US"/>
+          <w:lang w:val="ru"/>
         </w:rPr>
         <w:t>}</w:t>
       </w:r>
       <w:r>
         <w:rPr>
-          <w:lang w:val="en-US"/>
+          <w:lang w:val="ru"/>
         </w:rPr>
         <w:br/>
       </w:r>
       <w:r>
         <w:rPr>
           <w:rStyle w:val="OperatorTok"/>
-          <w:lang w:val="en-US"/>
+          <w:lang w:val="ru"/>
         </w:rPr>
         <w:t>}</w:t>
       </w:r>
@@ -3253,7 +3713,7 @@
                     </pic:cNvPicPr>
                   </pic:nvPicPr>
                   <pic:blipFill>
-                    <a:blip r:embed="rId9"/>
+                    <a:blip r:embed="rId10"/>
                     <a:stretch>
                       <a:fillRect/>
                     </a:stretch>
@@ -3323,7 +3783,7 @@
                     </pic:cNvPicPr>
                   </pic:nvPicPr>
                   <pic:blipFill>
-                    <a:blip r:embed="rId10"/>
+                    <a:blip r:embed="rId11"/>
                     <a:stretch>
                       <a:fillRect/>
                     </a:stretch>
@@ -3876,9 +4336,7 @@
         <w:lastRenderedPageBreak/>
         <w:t> </w:t>
       </w:r>
-      <w:bookmarkStart w:id="4" w:name="список-литературы"/>
-      <w:bookmarkStart w:id="5" w:name="_GoBack"/>
-      <w:bookmarkEnd w:id="5"/>
+      <w:bookmarkStart w:id="5" w:name="список-литературы"/>
       <w:r>
         <w:t>Список литературы</w:t>
       </w:r>
@@ -3898,7 +4356,14 @@
       </w:r>
       <w:r>
         <w:tab/>
-        <w:t xml:space="preserve">Yamaguchi F. и др. </w:t>
+      </w:r>
+      <w:proofErr w:type="spellStart"/>
+      <w:r>
+        <w:t>Yamaguchi</w:t>
+      </w:r>
+      <w:proofErr w:type="spellEnd"/>
+      <w:r>
+        <w:t xml:space="preserve"> F. и др. </w:t>
       </w:r>
       <w:r>
         <w:rPr>
@@ -3915,7 +4380,7 @@
         </w:rPr>
         <w:t xml:space="preserve">. 590–604. DOI: </w:t>
       </w:r>
-      <w:hyperlink r:id="rId11" w:tooltip="https://doi.org/10.1109/SP.2014.44" w:history="1">
+      <w:hyperlink r:id="rId12" w:tooltip="https://doi.org/10.1109/SP.2014.44" w:history="1">
         <w:r>
           <w:rPr>
             <w:lang w:val="en-US"/>
@@ -3962,14 +4427,30 @@
         </w:rPr>
         <w:t xml:space="preserve"> </w:t>
       </w:r>
+      <w:proofErr w:type="spellStart"/>
       <w:r>
         <w:t>др</w:t>
       </w:r>
-      <w:r>
-        <w:rPr>
-          <w:lang w:val="en-US"/>
-        </w:rPr>
-        <w:t xml:space="preserve">. Devign: Effective Vulnerability Identification by Learning Comprehensive Program Semantics via Graph Neural Networks // Advances in Neural Information Processing Systems. Vancouver, Canada: Curran Associates, Inc., 2019. </w:t>
+      <w:proofErr w:type="spellEnd"/>
+      <w:r>
+        <w:rPr>
+          <w:lang w:val="en-US"/>
+        </w:rPr>
+        <w:t xml:space="preserve">. </w:t>
+      </w:r>
+      <w:proofErr w:type="spellStart"/>
+      <w:r>
+        <w:rPr>
+          <w:lang w:val="en-US"/>
+        </w:rPr>
+        <w:t>Devign</w:t>
+      </w:r>
+      <w:proofErr w:type="spellEnd"/>
+      <w:r>
+        <w:rPr>
+          <w:lang w:val="en-US"/>
+        </w:rPr>
+        <w:t xml:space="preserve">: Effective Vulnerability Identification by Learning Comprehensive Program Semantics via Graph Neural Networks // Advances in Neural Information Processing Systems. Vancouver, Canada: Curran Associates, Inc., 2019. </w:t>
       </w:r>
       <w:r>
         <w:t>Т</w:t>
@@ -3980,7 +4461,7 @@
         </w:rPr>
         <w:t xml:space="preserve">. 32. DOI: </w:t>
       </w:r>
-      <w:hyperlink r:id="rId12" w:tooltip="https://doi.org/1909.03496" w:history="1">
+      <w:hyperlink r:id="rId13" w:tooltip="https://doi.org/1909.03496" w:history="1">
         <w:r>
           <w:rPr>
             <w:lang w:val="en-US"/>
@@ -4016,9 +4497,37 @@
           <w:lang w:val="en-US"/>
         </w:rPr>
         <w:tab/>
-        <w:t xml:space="preserve">Weiss K., Banse C. A Language-Independent Analysis Platform for Source Code: arXiv:2203.08424. arXiv, 2022. DOI: </w:t>
-      </w:r>
-      <w:hyperlink r:id="rId13" w:tooltip="https://doi.org/10.48550/arXiv.2203.08424" w:history="1">
+        <w:t xml:space="preserve">Weiss K., </w:t>
+      </w:r>
+      <w:proofErr w:type="spellStart"/>
+      <w:r>
+        <w:rPr>
+          <w:lang w:val="en-US"/>
+        </w:rPr>
+        <w:t>Banse</w:t>
+      </w:r>
+      <w:proofErr w:type="spellEnd"/>
+      <w:r>
+        <w:rPr>
+          <w:lang w:val="en-US"/>
+        </w:rPr>
+        <w:t xml:space="preserve"> C. A Language-Independent Analysis Platform for Source Code: arXiv:2203.08424. </w:t>
+      </w:r>
+      <w:proofErr w:type="spellStart"/>
+      <w:r>
+        <w:rPr>
+          <w:lang w:val="en-US"/>
+        </w:rPr>
+        <w:t>arXiv</w:t>
+      </w:r>
+      <w:proofErr w:type="spellEnd"/>
+      <w:r>
+        <w:rPr>
+          <w:lang w:val="en-US"/>
+        </w:rPr>
+        <w:t xml:space="preserve">, 2022. DOI: </w:t>
+      </w:r>
+      <w:hyperlink r:id="rId14" w:tooltip="https://doi.org/10.48550/arXiv.2203.08424" w:history="1">
         <w:r>
           <w:rPr>
             <w:lang w:val="en-US"/>
@@ -4052,9 +4561,11 @@
         </w:rPr>
         <w:tab/>
       </w:r>
+      <w:proofErr w:type="spellStart"/>
       <w:r>
         <w:t>Намиот</w:t>
       </w:r>
+      <w:proofErr w:type="spellEnd"/>
       <w:r>
         <w:rPr>
           <w:lang w:val="en-US"/>
@@ -4115,7 +4626,7 @@
         </w:rPr>
         <w:t xml:space="preserve">. </w:t>
       </w:r>
-      <w:hyperlink r:id="rId14" w:tooltip="https://cyberleninka.ru/article/n/analiz-dannyh-dlya-programmnyh-repozitoriev" w:history="1">
+      <w:hyperlink r:id="rId15" w:tooltip="https://cyberleninka.ru/article/n/analiz-dannyh-dlya-programmnyh-repozitoriev" w:history="1">
         <w:r>
           <w:t>Анализ</w:t>
         </w:r>
@@ -4164,7 +4675,7 @@
       </w:r>
       <w:r>
         <w:rPr>
-          <w:lang w:val="ru-RU"/>
+          <w:lang w:val="en-US"/>
         </w:rPr>
         <w:t xml:space="preserve">2018. </w:t>
       </w:r>
@@ -4225,10 +4736,31 @@
       <w:r>
         <w:t xml:space="preserve">. </w:t>
       </w:r>
-      <w:hyperlink r:id="rId15" w:tooltip="https://cyberleninka.ru/article/n/sravnenie-grafovyh-vektornyh-predstavleniy-ishodnogo-koda-s-tekstovymi-modelyami-na-osnove-arhitektur-cnn-i-codebert" w:history="1">
+      <w:hyperlink r:id="rId16" w:tooltip="https://cyberleninka.ru/article/n/sravnenie-grafovyh-vektornyh-predstavleniy-ishodnogo-koda-s-tekstovymi-modelyami-na-osnove-arhitektur-cnn-i-codebert" w:history="1">
         <w:r>
-          <w:t>Сравнение графовых векторных представлений исходного кода с текстовыми моделями на основе архитектур cnn и codebert</w:t>
+          <w:t xml:space="preserve">Сравнение </w:t>
         </w:r>
+        <w:proofErr w:type="spellStart"/>
+        <w:r>
+          <w:t>графовых</w:t>
+        </w:r>
+        <w:proofErr w:type="spellEnd"/>
+        <w:r>
+          <w:t xml:space="preserve"> векторных представлений исходного кода с текстовыми моделями на основе архитектур </w:t>
+        </w:r>
+        <w:proofErr w:type="spellStart"/>
+        <w:r>
+          <w:t>cnn</w:t>
+        </w:r>
+        <w:proofErr w:type="spellEnd"/>
+        <w:r>
+          <w:t xml:space="preserve"> и </w:t>
+        </w:r>
+        <w:proofErr w:type="spellStart"/>
+        <w:r>
+          <w:t>codebert</w:t>
+        </w:r>
+        <w:proofErr w:type="spellEnd"/>
       </w:hyperlink>
       <w:r>
         <w:t xml:space="preserve"> // Труды Института системного программирования РАН. 2023. Т</w:t>
@@ -4270,9 +4802,50 @@
           <w:lang w:val="en-US"/>
         </w:rPr>
         <w:tab/>
-        <w:t xml:space="preserve">Abedu S., Khatoonabadi S., Shihab E. Synergizing LLMs, Knowledge Graphs: A Novel Approach to Software Repository-Related Question Answering: arXiv:2412.03815. arXiv, 2025. DOI: </w:t>
-      </w:r>
-      <w:hyperlink r:id="rId16" w:tooltip="https://doi.org/10.48550/arXiv.2412.03815" w:history="1">
+      </w:r>
+      <w:proofErr w:type="spellStart"/>
+      <w:r>
+        <w:rPr>
+          <w:lang w:val="en-US"/>
+        </w:rPr>
+        <w:t>Abedu</w:t>
+      </w:r>
+      <w:proofErr w:type="spellEnd"/>
+      <w:r>
+        <w:rPr>
+          <w:lang w:val="en-US"/>
+        </w:rPr>
+        <w:t xml:space="preserve"> S., </w:t>
+      </w:r>
+      <w:proofErr w:type="spellStart"/>
+      <w:r>
+        <w:rPr>
+          <w:lang w:val="en-US"/>
+        </w:rPr>
+        <w:t>Khatoonabadi</w:t>
+      </w:r>
+      <w:proofErr w:type="spellEnd"/>
+      <w:r>
+        <w:rPr>
+          <w:lang w:val="en-US"/>
+        </w:rPr>
+        <w:t xml:space="preserve"> S., Shihab E. Synergizing LLMs, Knowledge Graphs: A Novel Approach to Software Repository-Related Question Answering: arXiv:2412.03815. </w:t>
+      </w:r>
+      <w:proofErr w:type="spellStart"/>
+      <w:r>
+        <w:rPr>
+          <w:lang w:val="en-US"/>
+        </w:rPr>
+        <w:t>arXiv</w:t>
+      </w:r>
+      <w:proofErr w:type="spellEnd"/>
+      <w:r>
+        <w:rPr>
+          <w:lang w:val="en-US"/>
+        </w:rPr>
+        <w:t xml:space="preserve">, 2025. DOI: </w:t>
+      </w:r>
+      <w:hyperlink r:id="rId17" w:tooltip="https://doi.org/10.48550/arXiv.2412.03815" w:history="1">
         <w:r>
           <w:rPr>
             <w:lang w:val="en-US"/>
@@ -4308,9 +4881,36 @@
           <w:lang w:val="en-US"/>
         </w:rPr>
         <w:tab/>
-        <w:t xml:space="preserve">Chinthareddy M. R. Reliable Graph-RAG for Codebases: AST-Derived Graphs vs LLM-Extracted Knowledge Graphs: arXiv:2601.08773. arXiv, 2026. DOI: </w:t>
-      </w:r>
-      <w:hyperlink r:id="rId17" w:tooltip="https://doi.org/10.48550/arXiv.2601.08773" w:history="1">
+      </w:r>
+      <w:proofErr w:type="spellStart"/>
+      <w:r>
+        <w:rPr>
+          <w:lang w:val="en-US"/>
+        </w:rPr>
+        <w:t>Chinthareddy</w:t>
+      </w:r>
+      <w:proofErr w:type="spellEnd"/>
+      <w:r>
+        <w:rPr>
+          <w:lang w:val="en-US"/>
+        </w:rPr>
+        <w:t xml:space="preserve"> M. R. Reliable Graph-RAG for Codebases: AST-Derived Graphs vs LLM-Extracted Knowledge Graphs: arXiv:2601.08773. </w:t>
+      </w:r>
+      <w:proofErr w:type="spellStart"/>
+      <w:r>
+        <w:rPr>
+          <w:lang w:val="en-US"/>
+        </w:rPr>
+        <w:t>arXiv</w:t>
+      </w:r>
+      <w:proofErr w:type="spellEnd"/>
+      <w:r>
+        <w:rPr>
+          <w:lang w:val="en-US"/>
+        </w:rPr>
+        <w:t xml:space="preserve">, 2026. DOI: </w:t>
+      </w:r>
+      <w:hyperlink r:id="rId18" w:tooltip="https://doi.org/10.48550/arXiv.2601.08773" w:history="1">
         <w:r>
           <w:rPr>
             <w:lang w:val="en-US"/>
@@ -4357,16 +4957,32 @@
         </w:rPr>
         <w:t xml:space="preserve"> </w:t>
       </w:r>
+      <w:proofErr w:type="spellStart"/>
       <w:r>
         <w:t>др</w:t>
       </w:r>
-      <w:r>
-        <w:rPr>
-          <w:lang w:val="en-US"/>
-        </w:rPr>
-        <w:t xml:space="preserve">. Code Graph Model (CGM): A Graph-Integrated Large Language Model for Repository-Level Software Engineering Tasks: arXiv:2505.16901. arXiv, 2025. DOI: </w:t>
-      </w:r>
-      <w:hyperlink r:id="rId18" w:tooltip="https://doi.org/10.48550/arXiv.2505.16901" w:history="1">
+      <w:proofErr w:type="spellEnd"/>
+      <w:r>
+        <w:rPr>
+          <w:lang w:val="en-US"/>
+        </w:rPr>
+        <w:t xml:space="preserve">. Code Graph Model (CGM): A Graph-Integrated Large Language Model for Repository-Level Software Engineering Tasks: arXiv:2505.16901. </w:t>
+      </w:r>
+      <w:proofErr w:type="spellStart"/>
+      <w:r>
+        <w:rPr>
+          <w:lang w:val="en-US"/>
+        </w:rPr>
+        <w:t>arXiv</w:t>
+      </w:r>
+      <w:proofErr w:type="spellEnd"/>
+      <w:r>
+        <w:rPr>
+          <w:lang w:val="en-US"/>
+        </w:rPr>
+        <w:t xml:space="preserve">, 2025. DOI: </w:t>
+      </w:r>
+      <w:hyperlink r:id="rId19" w:tooltip="https://doi.org/10.48550/arXiv.2505.16901" w:history="1">
         <w:r>
           <w:rPr>
             <w:lang w:val="en-US"/>
@@ -4402,7 +5018,20 @@
           <w:lang w:val="en-US"/>
         </w:rPr>
         <w:tab/>
-        <w:t xml:space="preserve">Lekssays A. </w:t>
+      </w:r>
+      <w:proofErr w:type="spellStart"/>
+      <w:r>
+        <w:rPr>
+          <w:lang w:val="en-US"/>
+        </w:rPr>
+        <w:t>Lekssays</w:t>
+      </w:r>
+      <w:proofErr w:type="spellEnd"/>
+      <w:r>
+        <w:rPr>
+          <w:lang w:val="en-US"/>
+        </w:rPr>
+        <w:t xml:space="preserve"> A. </w:t>
       </w:r>
       <w:r>
         <w:t>и</w:t>
@@ -4413,14 +5042,44 @@
         </w:rPr>
         <w:t xml:space="preserve"> </w:t>
       </w:r>
+      <w:proofErr w:type="spellStart"/>
       <w:r>
         <w:t>др</w:t>
       </w:r>
-      <w:r>
-        <w:rPr>
-          <w:lang w:val="en-US"/>
-        </w:rPr>
-        <w:t>. LLMxCPG: Context-Aware Vulnerability Detection Through Code Property Graph-Guided Large Language Models: arXiv:2507.16585. arXiv, 2025. DOI</w:t>
+      <w:proofErr w:type="spellEnd"/>
+      <w:r>
+        <w:rPr>
+          <w:lang w:val="en-US"/>
+        </w:rPr>
+        <w:t xml:space="preserve">. </w:t>
+      </w:r>
+      <w:proofErr w:type="spellStart"/>
+      <w:r>
+        <w:rPr>
+          <w:lang w:val="en-US"/>
+        </w:rPr>
+        <w:t>LLMxCPG</w:t>
+      </w:r>
+      <w:proofErr w:type="spellEnd"/>
+      <w:r>
+        <w:rPr>
+          <w:lang w:val="en-US"/>
+        </w:rPr>
+        <w:t xml:space="preserve">: Context-Aware Vulnerability Detection Through Code Property Graph-Guided Large Language Models: arXiv:2507.16585. </w:t>
+      </w:r>
+      <w:proofErr w:type="spellStart"/>
+      <w:r>
+        <w:rPr>
+          <w:lang w:val="en-US"/>
+        </w:rPr>
+        <w:t>arXiv</w:t>
+      </w:r>
+      <w:proofErr w:type="spellEnd"/>
+      <w:r>
+        <w:rPr>
+          <w:lang w:val="en-US"/>
+        </w:rPr>
+        <w:t>, 2025. DOI</w:t>
       </w:r>
       <w:r>
         <w:rPr>
@@ -4428,19 +5087,21 @@
         </w:rPr>
         <w:t xml:space="preserve">: </w:t>
       </w:r>
-      <w:hyperlink r:id="rId19" w:tooltip="https://doi.org/10.48550/arXiv.2507.16585" w:history="1">
+      <w:hyperlink r:id="rId20" w:tooltip="https://doi.org/10.48550/arXiv.2507.16585" w:history="1">
         <w:r>
           <w:rPr>
             <w:lang w:val="ru-RU"/>
           </w:rPr>
           <w:t>10.48550/</w:t>
         </w:r>
+        <w:proofErr w:type="spellStart"/>
         <w:r>
           <w:rPr>
             <w:lang w:val="en-US"/>
           </w:rPr>
           <w:t>arXiv</w:t>
         </w:r>
+        <w:proofErr w:type="spellEnd"/>
         <w:r>
           <w:rPr>
             <w:lang w:val="ru-RU"/>
@@ -4474,8 +5135,29 @@
         </w:rPr>
         <w:tab/>
       </w:r>
-      <w:r>
-        <w:t>Макшаков С. В. Система поддержки принятия решений в задачах технического переоснащения в железнодорожной отрасли // Материалы XXXII международной конференции "Проблемы управления безопасностью сложных систем", посвященной памяти Владимира Васильевича Кульбы, Заслуженного деятеля науки РФ, д-ра техн. наук, профессора. М.: ИПУ РАН, 2024. С. 489–495.</w:t>
+      <w:proofErr w:type="spellStart"/>
+      <w:r>
+        <w:t>Макшаков</w:t>
+      </w:r>
+      <w:proofErr w:type="spellEnd"/>
+      <w:r>
+        <w:t xml:space="preserve"> С. В. Система поддержки принятия решений в задачах технического переоснащения в железнодорожной отрасли // Материалы XXXII международной конференции "Проблемы управления безопасностью сложных систем", посвященной памяти Владимира Васильевича </w:t>
+      </w:r>
+      <w:proofErr w:type="spellStart"/>
+      <w:r>
+        <w:t>Кульбы</w:t>
+      </w:r>
+      <w:proofErr w:type="spellEnd"/>
+      <w:r>
+        <w:t xml:space="preserve">, Заслуженного деятеля науки РФ, д-ра </w:t>
+      </w:r>
+      <w:proofErr w:type="spellStart"/>
+      <w:r>
+        <w:t>техн</w:t>
+      </w:r>
+      <w:proofErr w:type="spellEnd"/>
+      <w:r>
+        <w:t>. наук, профессора. М.: ИПУ РАН, 2024. С. 489–495.</w:t>
       </w:r>
       <w:bookmarkEnd w:id="16"/>
     </w:p>
@@ -4490,9 +5172,48 @@
       </w:r>
       <w:r>
         <w:tab/>
-        <w:t>Нидхем М., Ходлер Э. Графовые алгоритмы. Практическая реализация на платформах Apach Spark и Neo4j. М.: ДМК Пресс, 2020. 258 с.</w:t>
-      </w:r>
-      <w:bookmarkEnd w:id="4"/>
+      </w:r>
+      <w:proofErr w:type="spellStart"/>
+      <w:r>
+        <w:t>Нидхем</w:t>
+      </w:r>
+      <w:proofErr w:type="spellEnd"/>
+      <w:r>
+        <w:t xml:space="preserve"> М., </w:t>
+      </w:r>
+      <w:proofErr w:type="spellStart"/>
+      <w:r>
+        <w:t>Ходлер</w:t>
+      </w:r>
+      <w:proofErr w:type="spellEnd"/>
+      <w:r>
+        <w:t xml:space="preserve"> Э. </w:t>
+      </w:r>
+      <w:proofErr w:type="spellStart"/>
+      <w:r>
+        <w:t>Графовые</w:t>
+      </w:r>
+      <w:proofErr w:type="spellEnd"/>
+      <w:r>
+        <w:t xml:space="preserve"> алгоритмы. Практическая реализация на платформах </w:t>
+      </w:r>
+      <w:proofErr w:type="spellStart"/>
+      <w:r>
+        <w:t>Apach</w:t>
+      </w:r>
+      <w:proofErr w:type="spellEnd"/>
+      <w:r>
+        <w:t xml:space="preserve"> </w:t>
+      </w:r>
+      <w:proofErr w:type="spellStart"/>
+      <w:r>
+        <w:t>Spark</w:t>
+      </w:r>
+      <w:proofErr w:type="spellEnd"/>
+      <w:r>
+        <w:t xml:space="preserve"> и Neo4j. М.: ДМК Пресс, 2020. 258 с.</w:t>
+      </w:r>
+      <w:bookmarkEnd w:id="5"/>
       <w:bookmarkEnd w:id="7"/>
       <w:bookmarkEnd w:id="17"/>
     </w:p>
@@ -6320,6 +7041,14 @@
 </file>
 
 <file path=customXml/item1.xml><?xml version="1.0" encoding="utf-8"?>
+<p:properties xmlns:p="http://schemas.microsoft.com/office/2006/metadata/properties" xmlns:xsi="http://www.w3.org/2001/XMLSchema-instance" xmlns:pc="http://schemas.microsoft.com/office/infopath/2007/PartnerControls">
+  <documentManagement>
+    <ReferenceId xmlns="aa959d31-8759-406f-8f75-7497590a0733" xsi:nil="true"/>
+  </documentManagement>
+</p:properties>
+</file>
+
+<file path=customXml/item2.xml><?xml version="1.0" encoding="utf-8"?>
 <ct:contentTypeSchema xmlns:ct="http://schemas.microsoft.com/office/2006/metadata/contentType" xmlns:ma="http://schemas.microsoft.com/office/2006/metadata/properties/metaAttributes" ct:_="" ma:_="" ma:contentTypeName="Документ" ma:contentTypeID="0x010100BE59C381F157584E847F40BF3D5760D4" ma:contentTypeVersion="9" ma:contentTypeDescription="Создание документа." ma:contentTypeScope="" ma:versionID="ce870ca18754169408a4d8a23e458b04">
   <xsd:schema xmlns:xsd="http://www.w3.org/2001/XMLSchema" xmlns:xs="http://www.w3.org/2001/XMLSchema" xmlns:p="http://schemas.microsoft.com/office/2006/metadata/properties" xmlns:ns2="aa959d31-8759-406f-8f75-7497590a0733" targetNamespace="http://schemas.microsoft.com/office/2006/metadata/properties" ma:root="true" ma:fieldsID="21309b88f8dccf7a8e7e9fe3f72ab1f7" ns2:_="">
     <xsd:import namespace="aa959d31-8759-406f-8f75-7497590a0733"/>
@@ -6493,14 +7222,6 @@
 </ct:contentTypeSchema>
 </file>
 
-<file path=customXml/item2.xml><?xml version="1.0" encoding="utf-8"?>
-<p:properties xmlns:p="http://schemas.microsoft.com/office/2006/metadata/properties" xmlns:xsi="http://www.w3.org/2001/XMLSchema-instance" xmlns:pc="http://schemas.microsoft.com/office/infopath/2007/PartnerControls">
-  <documentManagement>
-    <ReferenceId xmlns="aa959d31-8759-406f-8f75-7497590a0733" xsi:nil="true"/>
-  </documentManagement>
-</p:properties>
-</file>
-
 <file path=customXml/item3.xml><?xml version="1.0" encoding="utf-8"?>
 <?mso-contentType ?>
 <FormTemplates xmlns="http://schemas.microsoft.com/sharepoint/v3/contenttype/forms">
@@ -6515,6 +7236,16 @@
 </file>
 
 <file path=customXml/itemProps1.xml><?xml version="1.0" encoding="utf-8"?>
+<ds:datastoreItem xmlns:ds="http://schemas.openxmlformats.org/officeDocument/2006/customXml" ds:itemID="{6E7C0F4C-F014-4BA6-B01A-54786F37D04E}">
+  <ds:schemaRefs>
+    <ds:schemaRef ds:uri="http://schemas.microsoft.com/office/2006/metadata/properties"/>
+    <ds:schemaRef ds:uri="http://schemas.microsoft.com/office/infopath/2007/PartnerControls"/>
+    <ds:schemaRef ds:uri="aa959d31-8759-406f-8f75-7497590a0733"/>
+  </ds:schemaRefs>
+</ds:datastoreItem>
+</file>
+
+<file path=customXml/itemProps2.xml><?xml version="1.0" encoding="utf-8"?>
 <ds:datastoreItem xmlns:ds="http://schemas.openxmlformats.org/officeDocument/2006/customXml" ds:itemID="{03407D4D-C0A9-41A7-80F0-4E6649605212}">
   <ds:schemaRefs>
     <ds:schemaRef ds:uri="http://schemas.microsoft.com/office/2006/metadata/contentType"/>
@@ -6532,16 +7263,6 @@
 </ds:datastoreItem>
 </file>
 
-<file path=customXml/itemProps2.xml><?xml version="1.0" encoding="utf-8"?>
-<ds:datastoreItem xmlns:ds="http://schemas.openxmlformats.org/officeDocument/2006/customXml" ds:itemID="{6E7C0F4C-F014-4BA6-B01A-54786F37D04E}">
-  <ds:schemaRefs>
-    <ds:schemaRef ds:uri="http://schemas.microsoft.com/office/2006/metadata/properties"/>
-    <ds:schemaRef ds:uri="http://schemas.microsoft.com/office/infopath/2007/PartnerControls"/>
-    <ds:schemaRef ds:uri="aa959d31-8759-406f-8f75-7497590a0733"/>
-  </ds:schemaRefs>
-</ds:datastoreItem>
-</file>
-
 <file path=customXml/itemProps3.xml><?xml version="1.0" encoding="utf-8"?>
 <ds:datastoreItem xmlns:ds="http://schemas.openxmlformats.org/officeDocument/2006/customXml" ds:itemID="{E41A4599-5C30-43B1-8928-D54C6A2B4AA7}">
   <ds:schemaRefs>
@@ -6551,7 +7272,7 @@
 </file>
 
 <file path=customXml/itemProps4.xml><?xml version="1.0" encoding="utf-8"?>
-<ds:datastoreItem xmlns:ds="http://schemas.openxmlformats.org/officeDocument/2006/customXml" ds:itemID="{E5B7B4EF-94D0-4308-8DCB-E248DD438359}">
+<ds:datastoreItem xmlns:ds="http://schemas.openxmlformats.org/officeDocument/2006/customXml" ds:itemID="{967F6BEA-441D-4D09-AB40-48079134A986}">
   <ds:schemaRefs>
     <ds:schemaRef ds:uri="http://schemas.openxmlformats.org/officeDocument/2006/bibliography"/>
   </ds:schemaRefs>

--- a/Задание 7 Творческое/Задание 7.docx
+++ b/Задание 7 Творческое/Задание 7.docx
@@ -6,9 +6,22 @@
       <w:pPr>
         <w:shd w:val="clear" w:color="auto" w:fill="FFFFFF"/>
         <w:ind w:firstLine="720"/>
-      </w:pPr>
-      <w:r>
-        <w:t>Самостоятельно разобраться с одним из средств реверс-инжиниринга, указанных в таблице, выполнить в нем анализ исследованных ранее программных кодов. Источники информации можно уточнить у преподавателей.</w:t>
+        <w:rPr>
+          <w:b/>
+          <w:bCs/>
+          <w:u w:val="single"/>
+        </w:rPr>
+      </w:pPr>
+      <w:r>
+        <w:t xml:space="preserve">Самостоятельно разобраться с одним из средств реверс-инжиниринга, указанных в таблице, выполнить в нем анализ исследованных ранее программных кодов. </w:t>
+      </w:r>
+      <w:r>
+        <w:rPr>
+          <w:b/>
+          <w:bCs/>
+          <w:u w:val="single"/>
+        </w:rPr>
+        <w:t>Источники информации можно уточнить у преподавателей.</w:t>
       </w:r>
     </w:p>
     <w:p>
@@ -663,7 +676,6 @@
               <w:spacing w:line="240" w:lineRule="auto"/>
               <w:ind w:left="0" w:firstLine="0"/>
             </w:pPr>
-            <w:bookmarkStart w:id="0" w:name="_GoBack" w:colFirst="2" w:colLast="2"/>
           </w:p>
         </w:tc>
         <w:tc>
@@ -710,7 +722,6 @@
             <w:pPr>
               <w:spacing w:line="240" w:lineRule="auto"/>
               <w:ind w:firstLine="0"/>
-              <w:jc w:val="center"/>
             </w:pPr>
             <w:r>
               <w:t xml:space="preserve">Получение информации о «горячих точках» кода на основе анализа реляционной модели </w:t>
@@ -944,7 +955,6 @@
           </w:p>
         </w:tc>
       </w:tr>
-      <w:bookmarkEnd w:id="0"/>
       <w:tr>
         <w:tc>
           <w:tcPr>
@@ -1118,7 +1128,15 @@
               <w:ind w:firstLine="0"/>
             </w:pPr>
             <w:r>
-              <w:t>В соответствии с информацией из учебного пособия</w:t>
+              <w:t xml:space="preserve">В </w:t>
+            </w:r>
+            <w:bookmarkStart w:id="0" w:name="_GoBack"/>
+            <w:r>
+              <w:t xml:space="preserve">соответствии </w:t>
+            </w:r>
+            <w:bookmarkEnd w:id="0"/>
+            <w:r>
+              <w:t>с информацией из учебного пособия</w:t>
             </w:r>
           </w:p>
         </w:tc>
@@ -3274,7 +3292,7 @@
         <w:pStyle w:val="SourceCode"/>
         <w:spacing w:after="0" w:line="216" w:lineRule="auto"/>
         <w:rPr>
-          <w:lang w:val="ru"/>
+          <w:lang w:val="en-US"/>
         </w:rPr>
       </w:pPr>
       <w:r>
@@ -3287,7 +3305,7 @@
       <w:r>
         <w:rPr>
           <w:rStyle w:val="NormalTok"/>
-          <w:lang w:val="ru"/>
+          <w:lang w:val="en-US"/>
         </w:rPr>
         <w:t xml:space="preserve"> </w:t>
       </w:r>
@@ -3302,7 +3320,7 @@
       <w:r>
         <w:rPr>
           <w:rStyle w:val="OperatorTok"/>
-          <w:lang w:val="ru"/>
+          <w:lang w:val="en-US"/>
         </w:rPr>
         <w:t>(</w:t>
       </w:r>
@@ -3310,34 +3328,34 @@
       <w:r>
         <w:rPr>
           <w:rStyle w:val="OperatorTok"/>
-          <w:lang w:val="ru"/>
+          <w:lang w:val="en-US"/>
         </w:rPr>
         <w:t>)</w:t>
       </w:r>
       <w:r>
         <w:rPr>
           <w:rStyle w:val="NormalTok"/>
-          <w:lang w:val="ru"/>
+          <w:lang w:val="en-US"/>
         </w:rPr>
         <w:t xml:space="preserve"> </w:t>
       </w:r>
       <w:r>
         <w:rPr>
           <w:rStyle w:val="OperatorTok"/>
-          <w:lang w:val="ru"/>
+          <w:lang w:val="en-US"/>
         </w:rPr>
         <w:t>{</w:t>
       </w:r>
       <w:r>
         <w:rPr>
-          <w:lang w:val="ru"/>
+          <w:lang w:val="en-US"/>
         </w:rPr>
         <w:br/>
       </w:r>
       <w:r>
         <w:rPr>
           <w:rStyle w:val="NormalTok"/>
-          <w:lang w:val="ru"/>
+          <w:lang w:val="en-US"/>
         </w:rPr>
         <w:t xml:space="preserve">    </w:t>
       </w:r>
@@ -3351,7 +3369,7 @@
       <w:r>
         <w:rPr>
           <w:rStyle w:val="NormalTok"/>
-          <w:lang w:val="ru"/>
+          <w:lang w:val="en-US"/>
         </w:rPr>
         <w:t xml:space="preserve"> </w:t>
       </w:r>
@@ -3365,21 +3383,21 @@
       <w:r>
         <w:rPr>
           <w:rStyle w:val="NormalTok"/>
-          <w:lang w:val="ru"/>
+          <w:lang w:val="en-US"/>
         </w:rPr>
         <w:t xml:space="preserve"> </w:t>
       </w:r>
       <w:r>
         <w:rPr>
           <w:rStyle w:val="OperatorTok"/>
-          <w:lang w:val="ru"/>
+          <w:lang w:val="en-US"/>
         </w:rPr>
         <w:t>=</w:t>
       </w:r>
       <w:r>
         <w:rPr>
           <w:rStyle w:val="NormalTok"/>
-          <w:lang w:val="ru"/>
+          <w:lang w:val="en-US"/>
         </w:rPr>
         <w:t xml:space="preserve"> </w:t>
       </w:r>
@@ -3393,20 +3411,20 @@
       <w:r>
         <w:rPr>
           <w:rStyle w:val="OperatorTok"/>
-          <w:lang w:val="ru"/>
+          <w:lang w:val="en-US"/>
         </w:rPr>
         <w:t>();</w:t>
       </w:r>
       <w:r>
         <w:rPr>
-          <w:lang w:val="ru"/>
+          <w:lang w:val="en-US"/>
         </w:rPr>
         <w:br/>
       </w:r>
       <w:r>
         <w:rPr>
           <w:rStyle w:val="NormalTok"/>
-          <w:lang w:val="ru"/>
+          <w:lang w:val="en-US"/>
         </w:rPr>
         <w:t xml:space="preserve">    </w:t>
       </w:r>
@@ -3420,14 +3438,14 @@
       <w:r>
         <w:rPr>
           <w:rStyle w:val="NormalTok"/>
-          <w:lang w:val="ru"/>
+          <w:lang w:val="en-US"/>
         </w:rPr>
         <w:t xml:space="preserve"> </w:t>
       </w:r>
       <w:r>
         <w:rPr>
           <w:rStyle w:val="OperatorTok"/>
-          <w:lang w:val="ru"/>
+          <w:lang w:val="en-US"/>
         </w:rPr>
         <w:t>(</w:t>
       </w:r>
@@ -3441,21 +3459,21 @@
       <w:r>
         <w:rPr>
           <w:rStyle w:val="NormalTok"/>
-          <w:lang w:val="ru"/>
+          <w:lang w:val="en-US"/>
         </w:rPr>
         <w:t xml:space="preserve"> </w:t>
       </w:r>
       <w:r>
         <w:rPr>
           <w:rStyle w:val="OperatorTok"/>
-          <w:lang w:val="ru"/>
+          <w:lang w:val="en-US"/>
         </w:rPr>
         <w:t>&lt;</w:t>
       </w:r>
       <w:r>
         <w:rPr>
           <w:rStyle w:val="NormalTok"/>
-          <w:lang w:val="ru"/>
+          <w:lang w:val="en-US"/>
         </w:rPr>
         <w:t xml:space="preserve"> </w:t>
       </w:r>
@@ -3469,34 +3487,34 @@
       <w:r>
         <w:rPr>
           <w:rStyle w:val="OperatorTok"/>
-          <w:lang w:val="ru"/>
+          <w:lang w:val="en-US"/>
         </w:rPr>
         <w:t>)</w:t>
       </w:r>
       <w:r>
         <w:rPr>
           <w:rStyle w:val="NormalTok"/>
-          <w:lang w:val="ru"/>
+          <w:lang w:val="en-US"/>
         </w:rPr>
         <w:t xml:space="preserve"> </w:t>
       </w:r>
       <w:r>
         <w:rPr>
           <w:rStyle w:val="OperatorTok"/>
-          <w:lang w:val="ru"/>
+          <w:lang w:val="en-US"/>
         </w:rPr>
         <w:t>{</w:t>
       </w:r>
       <w:r>
         <w:rPr>
-          <w:lang w:val="ru"/>
+          <w:lang w:val="en-US"/>
         </w:rPr>
         <w:br/>
       </w:r>
       <w:r>
         <w:rPr>
           <w:rStyle w:val="NormalTok"/>
-          <w:lang w:val="ru"/>
+          <w:lang w:val="en-US"/>
         </w:rPr>
         <w:t xml:space="preserve">        </w:t>
       </w:r>
@@ -3510,7 +3528,7 @@
       <w:r>
         <w:rPr>
           <w:rStyle w:val="NormalTok"/>
-          <w:lang w:val="ru"/>
+          <w:lang w:val="en-US"/>
         </w:rPr>
         <w:t xml:space="preserve"> </w:t>
       </w:r>
@@ -3524,49 +3542,49 @@
       <w:r>
         <w:rPr>
           <w:rStyle w:val="NormalTok"/>
-          <w:lang w:val="ru"/>
+          <w:lang w:val="en-US"/>
         </w:rPr>
         <w:t xml:space="preserve"> </w:t>
       </w:r>
       <w:r>
         <w:rPr>
           <w:rStyle w:val="OperatorTok"/>
-          <w:lang w:val="ru"/>
+          <w:lang w:val="en-US"/>
         </w:rPr>
         <w:t>=</w:t>
       </w:r>
       <w:r>
         <w:rPr>
           <w:rStyle w:val="NormalTok"/>
-          <w:lang w:val="ru"/>
+          <w:lang w:val="en-US"/>
         </w:rPr>
         <w:t xml:space="preserve"> </w:t>
       </w:r>
       <w:r>
         <w:rPr>
           <w:rStyle w:val="DecValTok"/>
-          <w:lang w:val="ru"/>
+          <w:lang w:val="en-US"/>
         </w:rPr>
         <w:t>2</w:t>
       </w:r>
       <w:r>
         <w:rPr>
           <w:rStyle w:val="NormalTok"/>
-          <w:lang w:val="ru"/>
+          <w:lang w:val="en-US"/>
         </w:rPr>
         <w:t xml:space="preserve"> </w:t>
       </w:r>
       <w:r>
         <w:rPr>
           <w:rStyle w:val="OperatorTok"/>
-          <w:lang w:val="ru"/>
+          <w:lang w:val="en-US"/>
         </w:rPr>
         <w:t>*</w:t>
       </w:r>
       <w:r>
         <w:rPr>
           <w:rStyle w:val="NormalTok"/>
-          <w:lang w:val="ru"/>
+          <w:lang w:val="en-US"/>
         </w:rPr>
         <w:t xml:space="preserve"> </w:t>
       </w:r>
@@ -3580,20 +3598,20 @@
       <w:r>
         <w:rPr>
           <w:rStyle w:val="OperatorTok"/>
-          <w:lang w:val="ru"/>
+          <w:lang w:val="en-US"/>
         </w:rPr>
         <w:t>;</w:t>
       </w:r>
       <w:r>
         <w:rPr>
-          <w:lang w:val="ru"/>
+          <w:lang w:val="en-US"/>
         </w:rPr>
         <w:br/>
       </w:r>
       <w:r>
         <w:rPr>
           <w:rStyle w:val="NormalTok"/>
-          <w:lang w:val="ru"/>
+          <w:lang w:val="en-US"/>
         </w:rPr>
         <w:t xml:space="preserve">        </w:t>
       </w:r>
@@ -3607,7 +3625,7 @@
       <w:r>
         <w:rPr>
           <w:rStyle w:val="OperatorTok"/>
-          <w:lang w:val="ru"/>
+          <w:lang w:val="en-US"/>
         </w:rPr>
         <w:t>(</w:t>
       </w:r>
@@ -3621,40 +3639,40 @@
       <w:r>
         <w:rPr>
           <w:rStyle w:val="OperatorTok"/>
-          <w:lang w:val="ru"/>
+          <w:lang w:val="en-US"/>
         </w:rPr>
         <w:t>);</w:t>
       </w:r>
       <w:r>
         <w:rPr>
-          <w:lang w:val="ru"/>
+          <w:lang w:val="en-US"/>
         </w:rPr>
         <w:br/>
       </w:r>
       <w:r>
         <w:rPr>
           <w:rStyle w:val="NormalTok"/>
-          <w:lang w:val="ru"/>
+          <w:lang w:val="en-US"/>
         </w:rPr>
         <w:t xml:space="preserve">    </w:t>
       </w:r>
       <w:r>
         <w:rPr>
           <w:rStyle w:val="OperatorTok"/>
-          <w:lang w:val="ru"/>
+          <w:lang w:val="en-US"/>
         </w:rPr>
         <w:t>}</w:t>
       </w:r>
       <w:r>
         <w:rPr>
-          <w:lang w:val="ru"/>
+          <w:lang w:val="en-US"/>
         </w:rPr>
         <w:br/>
       </w:r>
       <w:r>
         <w:rPr>
           <w:rStyle w:val="OperatorTok"/>
-          <w:lang w:val="ru"/>
+          <w:lang w:val="en-US"/>
         </w:rPr>
         <w:t>}</w:t>
       </w:r>
@@ -4675,7 +4693,7 @@
       </w:r>
       <w:r>
         <w:rPr>
-          <w:lang w:val="en-US"/>
+          <w:lang w:val="ru-RU"/>
         </w:rPr>
         <w:t xml:space="preserve">2018. </w:t>
       </w:r>
@@ -7041,14 +7059,6 @@
 </file>
 
 <file path=customXml/item1.xml><?xml version="1.0" encoding="utf-8"?>
-<p:properties xmlns:p="http://schemas.microsoft.com/office/2006/metadata/properties" xmlns:xsi="http://www.w3.org/2001/XMLSchema-instance" xmlns:pc="http://schemas.microsoft.com/office/infopath/2007/PartnerControls">
-  <documentManagement>
-    <ReferenceId xmlns="aa959d31-8759-406f-8f75-7497590a0733" xsi:nil="true"/>
-  </documentManagement>
-</p:properties>
-</file>
-
-<file path=customXml/item2.xml><?xml version="1.0" encoding="utf-8"?>
 <ct:contentTypeSchema xmlns:ct="http://schemas.microsoft.com/office/2006/metadata/contentType" xmlns:ma="http://schemas.microsoft.com/office/2006/metadata/properties/metaAttributes" ct:_="" ma:_="" ma:contentTypeName="Документ" ma:contentTypeID="0x010100BE59C381F157584E847F40BF3D5760D4" ma:contentTypeVersion="9" ma:contentTypeDescription="Создание документа." ma:contentTypeScope="" ma:versionID="ce870ca18754169408a4d8a23e458b04">
   <xsd:schema xmlns:xsd="http://www.w3.org/2001/XMLSchema" xmlns:xs="http://www.w3.org/2001/XMLSchema" xmlns:p="http://schemas.microsoft.com/office/2006/metadata/properties" xmlns:ns2="aa959d31-8759-406f-8f75-7497590a0733" targetNamespace="http://schemas.microsoft.com/office/2006/metadata/properties" ma:root="true" ma:fieldsID="21309b88f8dccf7a8e7e9fe3f72ab1f7" ns2:_="">
     <xsd:import namespace="aa959d31-8759-406f-8f75-7497590a0733"/>
@@ -7222,6 +7232,14 @@
 </ct:contentTypeSchema>
 </file>
 
+<file path=customXml/item2.xml><?xml version="1.0" encoding="utf-8"?>
+<p:properties xmlns:p="http://schemas.microsoft.com/office/2006/metadata/properties" xmlns:xsi="http://www.w3.org/2001/XMLSchema-instance" xmlns:pc="http://schemas.microsoft.com/office/infopath/2007/PartnerControls">
+  <documentManagement>
+    <ReferenceId xmlns="aa959d31-8759-406f-8f75-7497590a0733" xsi:nil="true"/>
+  </documentManagement>
+</p:properties>
+</file>
+
 <file path=customXml/item3.xml><?xml version="1.0" encoding="utf-8"?>
 <?mso-contentType ?>
 <FormTemplates xmlns="http://schemas.microsoft.com/sharepoint/v3/contenttype/forms">
@@ -7236,16 +7254,6 @@
 </file>
 
 <file path=customXml/itemProps1.xml><?xml version="1.0" encoding="utf-8"?>
-<ds:datastoreItem xmlns:ds="http://schemas.openxmlformats.org/officeDocument/2006/customXml" ds:itemID="{6E7C0F4C-F014-4BA6-B01A-54786F37D04E}">
-  <ds:schemaRefs>
-    <ds:schemaRef ds:uri="http://schemas.microsoft.com/office/2006/metadata/properties"/>
-    <ds:schemaRef ds:uri="http://schemas.microsoft.com/office/infopath/2007/PartnerControls"/>
-    <ds:schemaRef ds:uri="aa959d31-8759-406f-8f75-7497590a0733"/>
-  </ds:schemaRefs>
-</ds:datastoreItem>
-</file>
-
-<file path=customXml/itemProps2.xml><?xml version="1.0" encoding="utf-8"?>
 <ds:datastoreItem xmlns:ds="http://schemas.openxmlformats.org/officeDocument/2006/customXml" ds:itemID="{03407D4D-C0A9-41A7-80F0-4E6649605212}">
   <ds:schemaRefs>
     <ds:schemaRef ds:uri="http://schemas.microsoft.com/office/2006/metadata/contentType"/>
@@ -7263,6 +7271,16 @@
 </ds:datastoreItem>
 </file>
 
+<file path=customXml/itemProps2.xml><?xml version="1.0" encoding="utf-8"?>
+<ds:datastoreItem xmlns:ds="http://schemas.openxmlformats.org/officeDocument/2006/customXml" ds:itemID="{6E7C0F4C-F014-4BA6-B01A-54786F37D04E}">
+  <ds:schemaRefs>
+    <ds:schemaRef ds:uri="http://schemas.microsoft.com/office/2006/metadata/properties"/>
+    <ds:schemaRef ds:uri="http://schemas.microsoft.com/office/infopath/2007/PartnerControls"/>
+    <ds:schemaRef ds:uri="aa959d31-8759-406f-8f75-7497590a0733"/>
+  </ds:schemaRefs>
+</ds:datastoreItem>
+</file>
+
 <file path=customXml/itemProps3.xml><?xml version="1.0" encoding="utf-8"?>
 <ds:datastoreItem xmlns:ds="http://schemas.openxmlformats.org/officeDocument/2006/customXml" ds:itemID="{E41A4599-5C30-43B1-8928-D54C6A2B4AA7}">
   <ds:schemaRefs>
@@ -7272,7 +7290,7 @@
 </file>
 
 <file path=customXml/itemProps4.xml><?xml version="1.0" encoding="utf-8"?>
-<ds:datastoreItem xmlns:ds="http://schemas.openxmlformats.org/officeDocument/2006/customXml" ds:itemID="{967F6BEA-441D-4D09-AB40-48079134A986}">
+<ds:datastoreItem xmlns:ds="http://schemas.openxmlformats.org/officeDocument/2006/customXml" ds:itemID="{55B3D04F-B84A-4DAA-BC08-7B558EF6744B}">
   <ds:schemaRefs>
     <ds:schemaRef ds:uri="http://schemas.openxmlformats.org/officeDocument/2006/bibliography"/>
   </ds:schemaRefs>

--- a/Задание 7 Творческое/Задание 7.docx
+++ b/Задание 7 Творческое/Задание 7.docx
@@ -122,29 +122,30 @@
         <w:ind w:firstLine="720"/>
       </w:pPr>
       <w:r>
-        <w:t xml:space="preserve">Файл с отчетом наименовать в соответствии со следующим шаблоном: "Номер </w:t>
-      </w:r>
-      <w:proofErr w:type="spellStart"/>
-      <w:r>
-        <w:t>группы_Ф.И.О._Номер</w:t>
-      </w:r>
-      <w:proofErr w:type="spellEnd"/>
-      <w:r>
-        <w:t xml:space="preserve"> и содержание </w:t>
-      </w:r>
-      <w:proofErr w:type="spellStart"/>
-      <w:r>
-        <w:t>варианта_</w:t>
+        <w:t>В ходе исследования надо провести сравнение результатов, полученных с использованием инструмента, соответствующего варианту, с результатами, полученными для того же ПО, но полученными с использованием аналогичных инструментов, о которых уже до этого рассказывали коллеги. То есть, чем позже сдал, тем с использованием большего числа инструментов исследовал свое ПО.</w:t>
+      </w:r>
+      <w:bookmarkStart w:id="0" w:name="_GoBack"/>
+      <w:bookmarkEnd w:id="0"/>
+    </w:p>
+    <w:p>
+      <w:pPr>
+        <w:shd w:val="clear" w:color="auto" w:fill="FFFFFF"/>
+        <w:ind w:firstLine="720"/>
+      </w:pPr>
+    </w:p>
+    <w:p>
+      <w:pPr>
+        <w:shd w:val="clear" w:color="auto" w:fill="FFFFFF"/>
+        <w:ind w:firstLine="720"/>
+      </w:pPr>
+      <w:r>
+        <w:t>Файл с отчетом наименовать в соответствии со следующим шаблоном: "Номер группы_Ф.И.О._Номер и содержание варианта_</w:t>
       </w:r>
       <w:r>
         <w:t>Современные_средства_реверс-инжинирирнга_</w:t>
       </w:r>
       <w:r>
-        <w:t>ТРИ</w:t>
-      </w:r>
-      <w:proofErr w:type="spellEnd"/>
-      <w:r>
-        <w:t>"</w:t>
+        <w:t>ТРИ"</w:t>
       </w:r>
       <w:r>
         <w:t xml:space="preserve">. </w:t>
@@ -153,13 +154,8 @@
         <w:t>Например: "ТКИ-511_Ионова_М_Ю_В2_Traversal_</w:t>
       </w:r>
       <w:r>
-        <w:t xml:space="preserve">Современные </w:t>
-      </w:r>
-      <w:proofErr w:type="spellStart"/>
-      <w:r>
-        <w:t>средства_реверсинжинирирнга</w:t>
-      </w:r>
-      <w:proofErr w:type="spellEnd"/>
+        <w:t>Современные средства_реверсинжинирирнга</w:t>
+      </w:r>
       <w:r>
         <w:t xml:space="preserve"> </w:t>
       </w:r>
@@ -279,13 +275,8 @@
               <w:spacing w:line="240" w:lineRule="auto"/>
               <w:ind w:firstLine="0"/>
             </w:pPr>
-            <w:proofErr w:type="spellStart"/>
-            <w:r>
-              <w:t>GitLab</w:t>
-            </w:r>
-            <w:proofErr w:type="spellEnd"/>
-            <w:r>
-              <w:t xml:space="preserve"> KG</w:t>
+            <w:r>
+              <w:t>GitLab KG</w:t>
             </w:r>
           </w:p>
         </w:tc>
@@ -298,13 +289,8 @@
               <w:spacing w:line="240" w:lineRule="auto"/>
               <w:ind w:firstLine="0"/>
             </w:pPr>
-            <w:proofErr w:type="spellStart"/>
-            <w:r>
-              <w:t>Графовое</w:t>
-            </w:r>
-            <w:proofErr w:type="spellEnd"/>
-            <w:r>
-              <w:t xml:space="preserve"> представление программного кода</w:t>
+            <w:r>
+              <w:t>Графовое представление программного кода</w:t>
             </w:r>
           </w:p>
         </w:tc>
@@ -349,11 +335,9 @@
               <w:spacing w:line="240" w:lineRule="auto"/>
               <w:ind w:firstLine="0"/>
             </w:pPr>
-            <w:proofErr w:type="spellStart"/>
             <w:r>
               <w:t>Tree-sitter</w:t>
             </w:r>
-            <w:proofErr w:type="spellEnd"/>
           </w:p>
         </w:tc>
         <w:tc>
@@ -365,13 +349,8 @@
               <w:spacing w:line="240" w:lineRule="auto"/>
               <w:ind w:firstLine="0"/>
             </w:pPr>
-            <w:proofErr w:type="spellStart"/>
-            <w:r>
-              <w:t>Графовое</w:t>
-            </w:r>
-            <w:proofErr w:type="spellEnd"/>
-            <w:r>
-              <w:t xml:space="preserve"> представление программного кода</w:t>
+            <w:r>
+              <w:t>Графовое представление программного кода</w:t>
             </w:r>
           </w:p>
         </w:tc>
@@ -416,11 +395,9 @@
               <w:spacing w:line="240" w:lineRule="auto"/>
               <w:ind w:firstLine="0"/>
             </w:pPr>
-            <w:proofErr w:type="spellStart"/>
             <w:r>
               <w:t>Bevel</w:t>
             </w:r>
-            <w:proofErr w:type="spellEnd"/>
           </w:p>
         </w:tc>
         <w:tc>
@@ -432,13 +409,8 @@
               <w:spacing w:line="240" w:lineRule="auto"/>
               <w:ind w:firstLine="0"/>
             </w:pPr>
-            <w:proofErr w:type="spellStart"/>
-            <w:r>
-              <w:t>Графовое</w:t>
-            </w:r>
-            <w:proofErr w:type="spellEnd"/>
-            <w:r>
-              <w:t xml:space="preserve"> представление программного кода</w:t>
+            <w:r>
+              <w:t>Графовое представление программного кода</w:t>
             </w:r>
           </w:p>
         </w:tc>
@@ -483,13 +455,8 @@
               <w:spacing w:line="240" w:lineRule="auto"/>
               <w:ind w:firstLine="0"/>
             </w:pPr>
-            <w:proofErr w:type="spellStart"/>
-            <w:r>
-              <w:t>Joern</w:t>
-            </w:r>
-            <w:proofErr w:type="spellEnd"/>
-            <w:r>
-              <w:t>/CPG</w:t>
+            <w:r>
+              <w:t>Joern/CPG</w:t>
             </w:r>
           </w:p>
         </w:tc>
@@ -502,13 +469,8 @@
               <w:spacing w:line="240" w:lineRule="auto"/>
               <w:ind w:firstLine="0"/>
             </w:pPr>
-            <w:proofErr w:type="spellStart"/>
-            <w:r>
-              <w:t>Графовое</w:t>
-            </w:r>
-            <w:proofErr w:type="spellEnd"/>
-            <w:r>
-              <w:t xml:space="preserve"> представление программного кода</w:t>
+            <w:r>
+              <w:t>Графовое представление программного кода</w:t>
             </w:r>
           </w:p>
         </w:tc>
@@ -553,11 +515,9 @@
               <w:spacing w:line="240" w:lineRule="auto"/>
               <w:ind w:firstLine="0"/>
             </w:pPr>
-            <w:proofErr w:type="spellStart"/>
             <w:r>
               <w:t>codegraph</w:t>
             </w:r>
-            <w:proofErr w:type="spellEnd"/>
           </w:p>
         </w:tc>
         <w:tc>
@@ -569,13 +529,8 @@
               <w:spacing w:line="240" w:lineRule="auto"/>
               <w:ind w:firstLine="0"/>
             </w:pPr>
-            <w:proofErr w:type="spellStart"/>
-            <w:r>
-              <w:t>Графовое</w:t>
-            </w:r>
-            <w:proofErr w:type="spellEnd"/>
-            <w:r>
-              <w:t xml:space="preserve"> представление программного кода</w:t>
+            <w:r>
+              <w:t>Графовое представление программного кода</w:t>
             </w:r>
           </w:p>
         </w:tc>
@@ -620,11 +575,9 @@
               <w:spacing w:line="240" w:lineRule="auto"/>
               <w:ind w:firstLine="0"/>
             </w:pPr>
-            <w:proofErr w:type="spellStart"/>
             <w:r>
               <w:t>Sourcegraph</w:t>
             </w:r>
-            <w:proofErr w:type="spellEnd"/>
           </w:p>
         </w:tc>
         <w:tc>
@@ -636,13 +589,8 @@
               <w:spacing w:line="240" w:lineRule="auto"/>
               <w:ind w:firstLine="0"/>
             </w:pPr>
-            <w:proofErr w:type="spellStart"/>
-            <w:r>
-              <w:t>Графовое</w:t>
-            </w:r>
-            <w:proofErr w:type="spellEnd"/>
-            <w:r>
-              <w:t xml:space="preserve"> представление программного кода</w:t>
+            <w:r>
+              <w:t>Графовое представление программного кода</w:t>
             </w:r>
           </w:p>
         </w:tc>
@@ -724,15 +672,7 @@
               <w:ind w:firstLine="0"/>
             </w:pPr>
             <w:r>
-              <w:t xml:space="preserve">Получение информации о «горячих точках» кода на основе анализа реляционной модели </w:t>
-            </w:r>
-            <w:proofErr w:type="spellStart"/>
-            <w:r>
-              <w:t>git</w:t>
-            </w:r>
-            <w:proofErr w:type="spellEnd"/>
-            <w:r>
-              <w:t>-репозитория</w:t>
+              <w:t>Получение информации о «горячих точках» кода на основе анализа реляционной модели git-репозитория</w:t>
             </w:r>
           </w:p>
         </w:tc>
@@ -763,11 +703,9 @@
               <w:spacing w:line="240" w:lineRule="auto"/>
               <w:ind w:firstLine="0"/>
             </w:pPr>
-            <w:proofErr w:type="spellStart"/>
             <w:r>
               <w:t>Gitinspector</w:t>
             </w:r>
-            <w:proofErr w:type="spellEnd"/>
           </w:p>
         </w:tc>
         <w:tc>
@@ -794,15 +732,7 @@
               <w:ind w:firstLine="0"/>
             </w:pPr>
             <w:r>
-              <w:t xml:space="preserve">Получение информации о «горячих точках» кода на основе анализа реляционной модели </w:t>
-            </w:r>
-            <w:proofErr w:type="spellStart"/>
-            <w:r>
-              <w:t>git</w:t>
-            </w:r>
-            <w:proofErr w:type="spellEnd"/>
-            <w:r>
-              <w:t>-репозитория</w:t>
+              <w:t>Получение информации о «горячих точках» кода на основе анализа реляционной модели git-репозитория</w:t>
             </w:r>
           </w:p>
         </w:tc>
@@ -833,19 +763,9 @@
               <w:spacing w:line="240" w:lineRule="auto"/>
               <w:ind w:firstLine="0"/>
             </w:pPr>
-            <w:proofErr w:type="spellStart"/>
-            <w:r>
-              <w:t>GitHub</w:t>
-            </w:r>
-            <w:proofErr w:type="spellEnd"/>
-            <w:r>
-              <w:t xml:space="preserve"> </w:t>
-            </w:r>
-            <w:proofErr w:type="spellStart"/>
-            <w:r>
-              <w:t>Analyzer</w:t>
-            </w:r>
-            <w:proofErr w:type="spellEnd"/>
+            <w:r>
+              <w:t>GitHub Analyzer</w:t>
+            </w:r>
           </w:p>
         </w:tc>
         <w:tc>
@@ -872,15 +792,7 @@
               <w:ind w:firstLine="0"/>
             </w:pPr>
             <w:r>
-              <w:t xml:space="preserve">Получение информации о «горячих точках» кода на основе анализа реляционной модели </w:t>
-            </w:r>
-            <w:proofErr w:type="spellStart"/>
-            <w:r>
-              <w:t>git</w:t>
-            </w:r>
-            <w:proofErr w:type="spellEnd"/>
-            <w:r>
-              <w:t>-репозитория</w:t>
+              <w:t>Получение информации о «горячих точках» кода на основе анализа реляционной модели git-репозитория</w:t>
             </w:r>
           </w:p>
         </w:tc>
@@ -911,11 +823,9 @@
               <w:spacing w:line="240" w:lineRule="auto"/>
               <w:ind w:firstLine="0"/>
             </w:pPr>
-            <w:proofErr w:type="spellStart"/>
             <w:r>
               <w:t>Githru</w:t>
             </w:r>
-            <w:proofErr w:type="spellEnd"/>
           </w:p>
         </w:tc>
         <w:tc>
@@ -942,15 +852,7 @@
               <w:ind w:firstLine="0"/>
             </w:pPr>
             <w:r>
-              <w:t xml:space="preserve">Получение информации о «горячих точках» кода на основе анализа реляционной модели </w:t>
-            </w:r>
-            <w:proofErr w:type="spellStart"/>
-            <w:r>
-              <w:t>git</w:t>
-            </w:r>
-            <w:proofErr w:type="spellEnd"/>
-            <w:r>
-              <w:t>-репозитория</w:t>
+              <w:t>Получение информации о «горячих точках» кода на основе анализа реляционной модели git-репозитория</w:t>
             </w:r>
           </w:p>
         </w:tc>
@@ -981,11 +883,9 @@
               <w:spacing w:line="240" w:lineRule="auto"/>
               <w:ind w:firstLine="0"/>
             </w:pPr>
-            <w:proofErr w:type="spellStart"/>
             <w:r>
               <w:t>Semgrep</w:t>
             </w:r>
-            <w:proofErr w:type="spellEnd"/>
           </w:p>
         </w:tc>
         <w:tc>
@@ -1046,11 +946,9 @@
               <w:spacing w:line="240" w:lineRule="auto"/>
               <w:ind w:firstLine="0"/>
             </w:pPr>
-            <w:proofErr w:type="spellStart"/>
             <w:r>
               <w:t>KodusAI</w:t>
             </w:r>
-            <w:proofErr w:type="spellEnd"/>
           </w:p>
         </w:tc>
         <w:tc>
@@ -1108,14 +1006,12 @@
               <w:spacing w:line="240" w:lineRule="auto"/>
               <w:ind w:firstLine="0"/>
             </w:pPr>
-            <w:proofErr w:type="spellStart"/>
             <w:r>
               <w:rPr>
                 <w:i/>
               </w:rPr>
               <w:t>ast</w:t>
             </w:r>
-            <w:proofErr w:type="spellEnd"/>
           </w:p>
         </w:tc>
         <w:tc>
@@ -1128,15 +1024,7 @@
               <w:ind w:firstLine="0"/>
             </w:pPr>
             <w:r>
-              <w:t xml:space="preserve">В </w:t>
-            </w:r>
-            <w:bookmarkStart w:id="0" w:name="_GoBack"/>
-            <w:r>
-              <w:t xml:space="preserve">соответствии </w:t>
-            </w:r>
-            <w:bookmarkEnd w:id="0"/>
-            <w:r>
-              <w:t>с информацией из учебного пособия</w:t>
+              <w:t>В соответствии с информацией из учебного пособия</w:t>
             </w:r>
           </w:p>
         </w:tc>
@@ -1360,14 +1248,12 @@
               <w:spacing w:line="240" w:lineRule="auto"/>
               <w:ind w:firstLine="0"/>
             </w:pPr>
-            <w:proofErr w:type="spellStart"/>
             <w:r>
               <w:rPr>
                 <w:lang w:val="en-US" w:eastAsia="ru-RU"/>
               </w:rPr>
               <w:t>REvEng</w:t>
             </w:r>
-            <w:proofErr w:type="spellEnd"/>
           </w:p>
         </w:tc>
         <w:tc>
@@ -1428,19 +1314,11 @@
                 <w:lang w:eastAsia="ru-RU"/>
               </w:rPr>
             </w:pPr>
-            <w:proofErr w:type="spellStart"/>
             <w:r>
               <w:rPr>
                 <w:lang w:eastAsia="ru-RU"/>
               </w:rPr>
-              <w:t>Заневский</w:t>
-            </w:r>
-            <w:proofErr w:type="spellEnd"/>
-            <w:r>
-              <w:rPr>
-                <w:lang w:eastAsia="ru-RU"/>
-              </w:rPr>
-              <w:t>, Костенко</w:t>
+              <w:t>Заневский, Костенко</w:t>
             </w:r>
           </w:p>
         </w:tc>
@@ -1491,31 +1369,7 @@
         <w:spacing w:line="240" w:lineRule="auto"/>
       </w:pPr>
       <w:r>
-        <w:t xml:space="preserve">Ключевым вкладом в развитие </w:t>
-      </w:r>
-      <w:proofErr w:type="spellStart"/>
-      <w:r>
-        <w:t>графового</w:t>
-      </w:r>
-      <w:proofErr w:type="spellEnd"/>
-      <w:r>
-        <w:t xml:space="preserve"> анализа кода стало исследование [1], в котором сформулировано понятие CPG и предложена методика выявления уязвимостей с помощью </w:t>
-      </w:r>
-      <w:proofErr w:type="spellStart"/>
-      <w:r>
-        <w:t>графовой</w:t>
-      </w:r>
-      <w:proofErr w:type="spellEnd"/>
-      <w:r>
-        <w:t xml:space="preserve"> модели. Дальнейшие работы посвящены развитию CPG с использованием </w:t>
-      </w:r>
-      <w:proofErr w:type="spellStart"/>
-      <w:r>
-        <w:t>графовых</w:t>
-      </w:r>
-      <w:proofErr w:type="spellEnd"/>
-      <w:r>
-        <w:t xml:space="preserve"> нейронных сетей (GNN) [2] и поддержкой различных языков программирования [3].</w:t>
+        <w:t>Ключевым вкладом в развитие графового анализа кода стало исследование [1], в котором сформулировано понятие CPG и предложена методика выявления уязвимостей с помощью графовой модели. Дальнейшие работы посвящены развитию CPG с использованием графовых нейронных сетей (GNN) [2] и поддержкой различных языков программирования [3].</w:t>
       </w:r>
     </w:p>
     <w:p>
@@ -1582,11 +1436,9 @@
         </w:rPr>
         <w:t xml:space="preserve">к </w:t>
       </w:r>
-      <w:proofErr w:type="spellStart"/>
       <w:r>
         <w:t>построени</w:t>
       </w:r>
-      <w:proofErr w:type="spellEnd"/>
       <w:r>
         <w:rPr>
           <w:lang w:val="ru-RU"/>
@@ -1600,15 +1452,7 @@
         <w:t xml:space="preserve"> </w:t>
       </w:r>
       <w:r>
-        <w:t xml:space="preserve">В [8] проведен анализ применения </w:t>
-      </w:r>
-      <w:proofErr w:type="spellStart"/>
-      <w:r>
-        <w:t>графовых</w:t>
-      </w:r>
-      <w:proofErr w:type="spellEnd"/>
-      <w:r>
-        <w:t xml:space="preserve"> моделей в RAG. Работа [9] демонстрирует применение срезов (нерелевантных фрагментов) CPG для сокращения объёма анализируемого кода.</w:t>
+        <w:t>В [8] проведен анализ применения графовых моделей в RAG. Работа [9] демонстрирует применение срезов (нерелевантных фрагментов) CPG для сокращения объёма анализируемого кода.</w:t>
       </w:r>
       <w:bookmarkEnd w:id="3"/>
       <w:r>
@@ -1643,13 +1487,8 @@
         </w:rPr>
         <w:t>В ходе исследования р</w:t>
       </w:r>
-      <w:proofErr w:type="spellStart"/>
-      <w:r>
-        <w:t>ассмотрены</w:t>
-      </w:r>
-      <w:proofErr w:type="spellEnd"/>
-      <w:r>
-        <w:t xml:space="preserve"> шесть инструментов</w:t>
+      <w:r>
+        <w:t>ассмотрены шесть инструментов</w:t>
       </w:r>
       <w:r>
         <w:rPr>
@@ -1657,13 +1496,8 @@
         </w:rPr>
         <w:t>, с</w:t>
       </w:r>
-      <w:proofErr w:type="spellStart"/>
-      <w:r>
-        <w:t>равнительный</w:t>
-      </w:r>
-      <w:proofErr w:type="spellEnd"/>
-      <w:r>
-        <w:t xml:space="preserve"> анализ </w:t>
+      <w:r>
+        <w:t xml:space="preserve">равнительный анализ </w:t>
       </w:r>
       <w:r>
         <w:rPr>
@@ -1695,7 +1529,6 @@
         <w:pStyle w:val="FirstParagraph"/>
         <w:spacing w:line="240" w:lineRule="auto"/>
       </w:pPr>
-      <w:proofErr w:type="spellStart"/>
       <w:r>
         <w:rPr>
           <w:b/>
@@ -1703,7 +1536,6 @@
         </w:rPr>
         <w:t>Joern</w:t>
       </w:r>
-      <w:proofErr w:type="spellEnd"/>
       <w:r>
         <w:rPr>
           <w:b/>
@@ -1746,7 +1578,6 @@
         </w:rPr>
         <w:t xml:space="preserve">, </w:t>
       </w:r>
-      <w:proofErr w:type="spellStart"/>
       <w:r>
         <w:t>поддерж</w:t>
       </w:r>
@@ -1756,11 +1587,9 @@
         </w:rPr>
         <w:t>ивающий</w:t>
       </w:r>
-      <w:proofErr w:type="spellEnd"/>
       <w:r>
         <w:t xml:space="preserve"> раз</w:t>
       </w:r>
-      <w:proofErr w:type="spellStart"/>
       <w:r>
         <w:rPr>
           <w:lang w:val="ru-RU"/>
@@ -1770,7 +1599,6 @@
       <w:r>
         <w:t>ны</w:t>
       </w:r>
-      <w:proofErr w:type="spellEnd"/>
       <w:r>
         <w:rPr>
           <w:lang w:val="ru-RU"/>
@@ -1787,15 +1615,7 @@
         <w:t>и</w:t>
       </w:r>
       <w:r>
-        <w:t xml:space="preserve"> программирования и экспорт в </w:t>
-      </w:r>
-      <w:proofErr w:type="spellStart"/>
-      <w:r>
-        <w:t>графовую</w:t>
-      </w:r>
-      <w:proofErr w:type="spellEnd"/>
-      <w:r>
-        <w:t xml:space="preserve"> БД</w:t>
+        <w:t xml:space="preserve"> программирования и экспорт в графовую БД</w:t>
       </w:r>
       <w:r>
         <w:rPr>
@@ -1812,7 +1632,6 @@
         <w:pStyle w:val="FirstParagraph"/>
         <w:spacing w:line="240" w:lineRule="auto"/>
       </w:pPr>
-      <w:proofErr w:type="spellStart"/>
       <w:r>
         <w:rPr>
           <w:b/>
@@ -1820,7 +1639,6 @@
         </w:rPr>
         <w:t>Tree-sitter</w:t>
       </w:r>
-      <w:proofErr w:type="spellEnd"/>
       <w:r>
         <w:t xml:space="preserve"> – парсер с поддержкой многих языков, формирует AST, но не содержит данных о потоках управления и зависимостях, требует разработки ПО для обхода кода всего репозитория. </w:t>
       </w:r>
@@ -1830,296 +1648,135 @@
         <w:pStyle w:val="FirstParagraph"/>
         <w:spacing w:line="240" w:lineRule="auto"/>
       </w:pPr>
-      <w:proofErr w:type="spellStart"/>
       <w:r>
         <w:rPr>
           <w:b/>
           <w:bCs/>
         </w:rPr>
-        <w:t>GitLab</w:t>
-      </w:r>
-      <w:proofErr w:type="spellEnd"/>
+        <w:t>GitLab Knowledge Graph (gkg)</w:t>
+      </w:r>
+      <w:r>
+        <w:t xml:space="preserve"> – экспериментальный инструмент на базе AST с поддержкой Model Context Protocol (MCP), однако из-за перехода на новую </w:t>
+      </w:r>
+      <w:r>
+        <w:rPr>
+          <w:lang w:val="ru-RU"/>
+        </w:rPr>
+        <w:t>базу данных (</w:t>
+      </w:r>
+      <w:r>
+        <w:t>БД</w:t>
+      </w:r>
+      <w:r>
+        <w:rPr>
+          <w:lang w:val="ru-RU"/>
+        </w:rPr>
+        <w:t xml:space="preserve">), </w:t>
+      </w:r>
+      <w:r>
+        <w:t>LadybugDB</w:t>
+      </w:r>
+      <w:r>
+        <w:rPr>
+          <w:lang w:val="ru-RU"/>
+        </w:rPr>
+        <w:t>,</w:t>
+      </w:r>
+      <w:r>
+        <w:t xml:space="preserve"> воспользоваться им не удалось. </w:t>
+      </w:r>
+    </w:p>
+    <w:p>
+      <w:pPr>
+        <w:pStyle w:val="FirstParagraph"/>
+        <w:spacing w:line="240" w:lineRule="auto"/>
+      </w:pPr>
       <w:r>
         <w:rPr>
           <w:b/>
           <w:bCs/>
         </w:rPr>
-        <w:t xml:space="preserve"> </w:t>
-      </w:r>
-      <w:proofErr w:type="spellStart"/>
+        <w:t>Bevel</w:t>
+      </w:r>
+      <w:r>
+        <w:t>, используя Language Server Protocol (LSP)</w:t>
+      </w:r>
+      <w:r>
+        <w:rPr>
+          <w:lang w:val="ru-RU"/>
+        </w:rPr>
+        <w:t xml:space="preserve">, </w:t>
+      </w:r>
+      <w:r>
+        <w:t xml:space="preserve">строит граф репозитория, </w:t>
+      </w:r>
+      <w:r>
+        <w:rPr>
+          <w:lang w:val="ru-RU"/>
+        </w:rPr>
+        <w:t xml:space="preserve">который </w:t>
+      </w:r>
+      <w:r>
+        <w:t xml:space="preserve">визуализируется в </w:t>
+      </w:r>
+      <w:r>
+        <w:rPr>
+          <w:lang w:val="ru-RU"/>
+        </w:rPr>
+        <w:t xml:space="preserve">графовой БД </w:t>
+      </w:r>
+      <w:r>
+        <w:t xml:space="preserve">Neo4j, но требует </w:t>
+      </w:r>
+      <w:r>
+        <w:rPr>
+          <w:lang w:val="ru-RU"/>
+        </w:rPr>
+        <w:t xml:space="preserve">наличия </w:t>
+      </w:r>
+      <w:r>
+        <w:t xml:space="preserve">IDE. </w:t>
+      </w:r>
+    </w:p>
+    <w:p>
+      <w:pPr>
+        <w:pStyle w:val="FirstParagraph"/>
+        <w:spacing w:line="240" w:lineRule="auto"/>
+      </w:pPr>
       <w:r>
         <w:rPr>
           <w:b/>
           <w:bCs/>
         </w:rPr>
-        <w:t>Knowledge</w:t>
-      </w:r>
-      <w:proofErr w:type="spellEnd"/>
+        <w:t>xnuinside/codegraph</w:t>
+      </w:r>
+      <w:r>
+        <w:t xml:space="preserve"> – Python-библиотека для построения базового графа вызовов, поддерживает только Python, не реализует CFG и PDG.</w:t>
+      </w:r>
+    </w:p>
+    <w:p>
+      <w:pPr>
+        <w:pStyle w:val="FirstParagraph"/>
+        <w:spacing w:line="240" w:lineRule="auto"/>
+      </w:pPr>
       <w:r>
         <w:rPr>
           <w:b/>
           <w:bCs/>
         </w:rPr>
-        <w:t xml:space="preserve"> </w:t>
-      </w:r>
-      <w:proofErr w:type="spellStart"/>
-      <w:r>
-        <w:rPr>
-          <w:b/>
-          <w:bCs/>
-        </w:rPr>
-        <w:t>Graph</w:t>
-      </w:r>
-      <w:proofErr w:type="spellEnd"/>
-      <w:r>
-        <w:rPr>
-          <w:b/>
-          <w:bCs/>
-        </w:rPr>
-        <w:t xml:space="preserve"> (</w:t>
-      </w:r>
-      <w:proofErr w:type="spellStart"/>
-      <w:r>
-        <w:rPr>
-          <w:b/>
-          <w:bCs/>
-        </w:rPr>
-        <w:t>gkg</w:t>
-      </w:r>
-      <w:proofErr w:type="spellEnd"/>
-      <w:r>
-        <w:rPr>
-          <w:b/>
-          <w:bCs/>
-        </w:rPr>
-        <w:t>)</w:t>
-      </w:r>
-      <w:r>
-        <w:t xml:space="preserve"> – экспериментальный инструмент на базе AST с поддержкой </w:t>
-      </w:r>
-      <w:proofErr w:type="spellStart"/>
-      <w:r>
-        <w:t>Model</w:t>
-      </w:r>
-      <w:proofErr w:type="spellEnd"/>
-      <w:r>
-        <w:t xml:space="preserve"> </w:t>
-      </w:r>
-      <w:proofErr w:type="spellStart"/>
-      <w:r>
-        <w:t>Context</w:t>
-      </w:r>
-      <w:proofErr w:type="spellEnd"/>
-      <w:r>
-        <w:t xml:space="preserve"> </w:t>
-      </w:r>
-      <w:proofErr w:type="spellStart"/>
-      <w:r>
-        <w:t>Protocol</w:t>
-      </w:r>
-      <w:proofErr w:type="spellEnd"/>
-      <w:r>
-        <w:t xml:space="preserve"> (MCP), однако из-за перехода на новую </w:t>
-      </w:r>
-      <w:r>
-        <w:rPr>
-          <w:lang w:val="ru-RU"/>
-        </w:rPr>
-        <w:t>базу данных (</w:t>
-      </w:r>
-      <w:r>
-        <w:t>БД</w:t>
-      </w:r>
-      <w:r>
-        <w:rPr>
-          <w:lang w:val="ru-RU"/>
-        </w:rPr>
-        <w:t xml:space="preserve">), </w:t>
-      </w:r>
-      <w:proofErr w:type="spellStart"/>
-      <w:r>
-        <w:t>LadybugDB</w:t>
-      </w:r>
-      <w:proofErr w:type="spellEnd"/>
-      <w:r>
-        <w:rPr>
-          <w:lang w:val="ru-RU"/>
-        </w:rPr>
-        <w:t>,</w:t>
-      </w:r>
-      <w:r>
-        <w:t xml:space="preserve"> воспользоваться им не удалось. </w:t>
+        <w:t>Sourcegraph</w:t>
+      </w:r>
+      <w:r>
+        <w:t xml:space="preserve"> – проприетарная платформа для навигации по коду, есть RAG-интеграция.</w:t>
       </w:r>
     </w:p>
     <w:p>
       <w:pPr>
-        <w:pStyle w:val="FirstParagraph"/>
-        <w:spacing w:line="240" w:lineRule="auto"/>
-      </w:pPr>
-      <w:proofErr w:type="spellStart"/>
-      <w:r>
-        <w:rPr>
-          <w:b/>
-          <w:bCs/>
-        </w:rPr>
-        <w:t>Bevel</w:t>
-      </w:r>
-      <w:proofErr w:type="spellEnd"/>
-      <w:r>
-        <w:t xml:space="preserve">, используя </w:t>
-      </w:r>
-      <w:proofErr w:type="spellStart"/>
-      <w:r>
-        <w:t>Language</w:t>
-      </w:r>
-      <w:proofErr w:type="spellEnd"/>
-      <w:r>
-        <w:t xml:space="preserve"> </w:t>
-      </w:r>
-      <w:proofErr w:type="spellStart"/>
-      <w:r>
-        <w:t>Server</w:t>
-      </w:r>
-      <w:proofErr w:type="spellEnd"/>
-      <w:r>
-        <w:t xml:space="preserve"> </w:t>
-      </w:r>
-      <w:proofErr w:type="spellStart"/>
-      <w:r>
-        <w:t>Protocol</w:t>
-      </w:r>
-      <w:proofErr w:type="spellEnd"/>
-      <w:r>
-        <w:t xml:space="preserve"> (LSP)</w:t>
-      </w:r>
-      <w:r>
-        <w:rPr>
-          <w:lang w:val="ru-RU"/>
-        </w:rPr>
-        <w:t xml:space="preserve">, </w:t>
-      </w:r>
-      <w:r>
-        <w:t xml:space="preserve">строит граф репозитория, </w:t>
-      </w:r>
-      <w:r>
-        <w:rPr>
-          <w:lang w:val="ru-RU"/>
-        </w:rPr>
-        <w:t xml:space="preserve">который </w:t>
-      </w:r>
-      <w:r>
-        <w:t xml:space="preserve">визуализируется в </w:t>
-      </w:r>
-      <w:proofErr w:type="spellStart"/>
-      <w:r>
-        <w:rPr>
-          <w:lang w:val="ru-RU"/>
-        </w:rPr>
-        <w:t>графовой</w:t>
-      </w:r>
-      <w:proofErr w:type="spellEnd"/>
-      <w:r>
-        <w:rPr>
-          <w:lang w:val="ru-RU"/>
-        </w:rPr>
-        <w:t xml:space="preserve"> БД </w:t>
-      </w:r>
-      <w:r>
-        <w:t xml:space="preserve">Neo4j, но требует </w:t>
-      </w:r>
-      <w:r>
-        <w:rPr>
-          <w:lang w:val="ru-RU"/>
-        </w:rPr>
-        <w:t xml:space="preserve">наличия </w:t>
-      </w:r>
-      <w:r>
-        <w:t xml:space="preserve">IDE. </w:t>
-      </w:r>
-    </w:p>
-    <w:p>
-      <w:pPr>
-        <w:pStyle w:val="FirstParagraph"/>
-        <w:spacing w:line="240" w:lineRule="auto"/>
-      </w:pPr>
-      <w:proofErr w:type="spellStart"/>
-      <w:r>
-        <w:rPr>
-          <w:b/>
-          <w:bCs/>
-        </w:rPr>
-        <w:t>xnuinside</w:t>
-      </w:r>
-      <w:proofErr w:type="spellEnd"/>
-      <w:r>
-        <w:rPr>
-          <w:b/>
-          <w:bCs/>
-        </w:rPr>
-        <w:t>/</w:t>
-      </w:r>
-      <w:proofErr w:type="spellStart"/>
-      <w:r>
-        <w:rPr>
-          <w:b/>
-          <w:bCs/>
-        </w:rPr>
-        <w:t>codegraph</w:t>
-      </w:r>
-      <w:proofErr w:type="spellEnd"/>
-      <w:r>
-        <w:t xml:space="preserve"> – </w:t>
-      </w:r>
-      <w:proofErr w:type="spellStart"/>
-      <w:r>
-        <w:t>Python</w:t>
-      </w:r>
-      <w:proofErr w:type="spellEnd"/>
-      <w:r>
-        <w:t xml:space="preserve">-библиотека для построения базового графа вызовов, поддерживает только </w:t>
-      </w:r>
-      <w:proofErr w:type="spellStart"/>
-      <w:r>
-        <w:t>Python</w:t>
-      </w:r>
-      <w:proofErr w:type="spellEnd"/>
-      <w:r>
-        <w:t>, не реализует CFG и PDG.</w:t>
-      </w:r>
-    </w:p>
-    <w:p>
-      <w:pPr>
-        <w:pStyle w:val="FirstParagraph"/>
-        <w:spacing w:line="240" w:lineRule="auto"/>
-      </w:pPr>
-      <w:proofErr w:type="spellStart"/>
-      <w:r>
-        <w:rPr>
-          <w:b/>
-          <w:bCs/>
-        </w:rPr>
-        <w:t>Sourcegraph</w:t>
-      </w:r>
-      <w:proofErr w:type="spellEnd"/>
-      <w:r>
-        <w:t xml:space="preserve"> – проприетарная платформа для навигации по коду, есть RAG-интеграция.</w:t>
-      </w:r>
-    </w:p>
-    <w:p>
-      <w:pPr>
         <w:pStyle w:val="a7"/>
         <w:spacing w:line="240" w:lineRule="auto"/>
       </w:pPr>
       <w:r>
-        <w:t xml:space="preserve">Таблица 1. Сравнение инструментов </w:t>
-      </w:r>
-      <w:proofErr w:type="spellStart"/>
-      <w:r>
-        <w:t>графового</w:t>
-      </w:r>
-      <w:proofErr w:type="spellEnd"/>
-      <w:r>
-        <w:t xml:space="preserve"> представления программного кода</w:t>
+        <w:t>Таблица 1. Сравнение инструментов графового представления программного кода</w:t>
       </w:r>
     </w:p>
     <w:tbl>
@@ -2193,21 +1850,12 @@
                 <w:bCs/>
               </w:rPr>
             </w:pPr>
-            <w:proofErr w:type="spellStart"/>
             <w:r>
               <w:rPr>
                 <w:b/>
                 <w:bCs/>
               </w:rPr>
-              <w:t>Joern</w:t>
-            </w:r>
-            <w:proofErr w:type="spellEnd"/>
-            <w:r>
-              <w:rPr>
-                <w:b/>
-                <w:bCs/>
-              </w:rPr>
-              <w:t>/CPG</w:t>
+              <w:t>Joern/CPG</w:t>
             </w:r>
           </w:p>
         </w:tc>
@@ -2232,21 +1880,12 @@
                 <w:bCs/>
               </w:rPr>
             </w:pPr>
-            <w:proofErr w:type="spellStart"/>
             <w:r>
               <w:rPr>
                 <w:b/>
                 <w:bCs/>
               </w:rPr>
-              <w:t>GitLab</w:t>
-            </w:r>
-            <w:proofErr w:type="spellEnd"/>
-            <w:r>
-              <w:rPr>
-                <w:b/>
-                <w:bCs/>
-              </w:rPr>
-              <w:t xml:space="preserve"> KG</w:t>
+              <w:t>GitLab KG</w:t>
             </w:r>
           </w:p>
         </w:tc>
@@ -2271,7 +1910,6 @@
                 <w:bCs/>
               </w:rPr>
             </w:pPr>
-            <w:proofErr w:type="spellStart"/>
             <w:r>
               <w:rPr>
                 <w:b/>
@@ -2279,7 +1917,6 @@
               </w:rPr>
               <w:t>Tree-sitter</w:t>
             </w:r>
-            <w:proofErr w:type="spellEnd"/>
           </w:p>
         </w:tc>
         <w:tc>
@@ -2303,7 +1940,6 @@
                 <w:bCs/>
               </w:rPr>
             </w:pPr>
-            <w:proofErr w:type="spellStart"/>
             <w:r>
               <w:rPr>
                 <w:b/>
@@ -2311,7 +1947,6 @@
               </w:rPr>
               <w:t>Bevel</w:t>
             </w:r>
-            <w:proofErr w:type="spellEnd"/>
           </w:p>
         </w:tc>
         <w:tc>
@@ -2335,7 +1970,6 @@
                 <w:bCs/>
               </w:rPr>
             </w:pPr>
-            <w:proofErr w:type="spellStart"/>
             <w:r>
               <w:rPr>
                 <w:b/>
@@ -2343,7 +1977,6 @@
               </w:rPr>
               <w:t>codegraph</w:t>
             </w:r>
-            <w:proofErr w:type="spellEnd"/>
           </w:p>
         </w:tc>
         <w:tc>
@@ -2367,7 +2000,6 @@
                 <w:bCs/>
               </w:rPr>
             </w:pPr>
-            <w:proofErr w:type="spellStart"/>
             <w:r>
               <w:rPr>
                 <w:b/>
@@ -2375,7 +2007,6 @@
               </w:rPr>
               <w:t>Sourcegraph</w:t>
             </w:r>
-            <w:proofErr w:type="spellEnd"/>
           </w:p>
         </w:tc>
       </w:tr>
@@ -2575,11 +2206,9 @@
               <w:ind w:firstLine="0"/>
               <w:contextualSpacing/>
             </w:pPr>
-            <w:proofErr w:type="spellStart"/>
             <w:r>
               <w:t>OverflowDB</w:t>
             </w:r>
-            <w:proofErr w:type="spellEnd"/>
           </w:p>
         </w:tc>
         <w:tc>
@@ -2599,11 +2228,9 @@
               <w:ind w:firstLine="0"/>
               <w:contextualSpacing/>
             </w:pPr>
-            <w:proofErr w:type="spellStart"/>
             <w:r>
               <w:t>LadybugDB</w:t>
             </w:r>
-            <w:proofErr w:type="spellEnd"/>
           </w:p>
         </w:tc>
         <w:tc>
@@ -2689,11 +2316,9 @@
               <w:ind w:firstLine="0"/>
               <w:contextualSpacing/>
             </w:pPr>
-            <w:proofErr w:type="spellStart"/>
             <w:r>
               <w:t>PostgreSQL</w:t>
             </w:r>
-            <w:proofErr w:type="spellEnd"/>
           </w:p>
         </w:tc>
       </w:tr>
@@ -2759,21 +2384,8 @@
               <w:ind w:firstLine="0"/>
               <w:contextualSpacing/>
             </w:pPr>
-            <w:proofErr w:type="spellStart"/>
-            <w:r>
-              <w:t>Python</w:t>
-            </w:r>
-            <w:proofErr w:type="spellEnd"/>
-            <w:r>
-              <w:t xml:space="preserve"> (</w:t>
-            </w:r>
-            <w:proofErr w:type="spellStart"/>
-            <w:r>
-              <w:t>beta</w:t>
-            </w:r>
-            <w:proofErr w:type="spellEnd"/>
-            <w:r>
-              <w:t>)</w:t>
+            <w:r>
+              <w:t>Python (beta)</w:t>
             </w:r>
           </w:p>
         </w:tc>
@@ -2838,11 +2450,9 @@
               <w:ind w:firstLine="0"/>
               <w:contextualSpacing/>
             </w:pPr>
-            <w:proofErr w:type="spellStart"/>
             <w:r>
               <w:t>Python</w:t>
             </w:r>
-            <w:proofErr w:type="spellEnd"/>
           </w:p>
         </w:tc>
         <w:tc>
@@ -3184,15 +2794,7 @@
               <w:t xml:space="preserve"> </w:t>
             </w:r>
             <w:r>
-              <w:t>(</w:t>
-            </w:r>
-            <w:proofErr w:type="spellStart"/>
-            <w:r>
-              <w:t>Cody</w:t>
-            </w:r>
-            <w:proofErr w:type="spellEnd"/>
-            <w:r>
-              <w:t xml:space="preserve"> AI)</w:t>
+              <w:t>(Cody AI)</w:t>
             </w:r>
           </w:p>
         </w:tc>
@@ -3209,13 +2811,8 @@
         </w:rPr>
         <w:t xml:space="preserve">Как показало сравнение, инструмент </w:t>
       </w:r>
-      <w:proofErr w:type="spellStart"/>
-      <w:r>
-        <w:t>Joern</w:t>
-      </w:r>
-      <w:proofErr w:type="spellEnd"/>
-      <w:r>
-        <w:t xml:space="preserve">/CPG обеспечивает наиболее полное представление кода. </w:t>
+      <w:r>
+        <w:t xml:space="preserve">Joern/CPG обеспечивает наиболее полное представление кода. </w:t>
       </w:r>
       <w:r>
         <w:rPr>
@@ -3223,13 +2820,8 @@
         </w:rPr>
         <w:t>Е</w:t>
       </w:r>
-      <w:proofErr w:type="spellStart"/>
-      <w:r>
-        <w:t>го</w:t>
-      </w:r>
-      <w:proofErr w:type="spellEnd"/>
-      <w:r>
-        <w:t xml:space="preserve"> ориентированность на анализ уязвимостей кода обусловливает избыточность узлов и их связей при использовании в RAG-системах</w:t>
+      <w:r>
+        <w:t>го ориентированность на анализ уязвимостей кода обусловливает избыточность узлов и их связей при использовании в RAG-системах</w:t>
       </w:r>
       <w:r>
         <w:rPr>
@@ -3258,15 +2850,7 @@
       </w:pPr>
       <w:r>
         <w:lastRenderedPageBreak/>
-        <w:t xml:space="preserve">Обзор </w:t>
-      </w:r>
-      <w:proofErr w:type="spellStart"/>
-      <w:r>
-        <w:t>графовой</w:t>
-      </w:r>
-      <w:proofErr w:type="spellEnd"/>
-      <w:r>
-        <w:t xml:space="preserve"> модели CPG</w:t>
+        <w:t>Обзор графовой модели CPG</w:t>
       </w:r>
     </w:p>
     <w:p>
@@ -3309,7 +2893,6 @@
         </w:rPr>
         <w:t xml:space="preserve"> </w:t>
       </w:r>
-      <w:proofErr w:type="gramStart"/>
       <w:r>
         <w:rPr>
           <w:rStyle w:val="NormalTok"/>
@@ -3322,15 +2905,7 @@
           <w:rStyle w:val="OperatorTok"/>
           <w:lang w:val="en-US"/>
         </w:rPr>
-        <w:t>(</w:t>
-      </w:r>
-      <w:proofErr w:type="gramEnd"/>
-      <w:r>
-        <w:rPr>
-          <w:rStyle w:val="OperatorTok"/>
-          <w:lang w:val="en-US"/>
-        </w:rPr>
-        <w:t>)</w:t>
+        <w:t>()</w:t>
       </w:r>
       <w:r>
         <w:rPr>
@@ -4374,14 +3949,7 @@
       </w:r>
       <w:r>
         <w:tab/>
-      </w:r>
-      <w:proofErr w:type="spellStart"/>
-      <w:r>
-        <w:t>Yamaguchi</w:t>
-      </w:r>
-      <w:proofErr w:type="spellEnd"/>
-      <w:r>
-        <w:t xml:space="preserve"> F. и др. </w:t>
+        <w:t xml:space="preserve">Yamaguchi F. и др. </w:t>
       </w:r>
       <w:r>
         <w:rPr>
@@ -4445,30 +4013,14 @@
         </w:rPr>
         <w:t xml:space="preserve"> </w:t>
       </w:r>
-      <w:proofErr w:type="spellStart"/>
       <w:r>
         <w:t>др</w:t>
       </w:r>
-      <w:proofErr w:type="spellEnd"/>
-      <w:r>
-        <w:rPr>
-          <w:lang w:val="en-US"/>
-        </w:rPr>
-        <w:t xml:space="preserve">. </w:t>
-      </w:r>
-      <w:proofErr w:type="spellStart"/>
-      <w:r>
-        <w:rPr>
-          <w:lang w:val="en-US"/>
-        </w:rPr>
-        <w:t>Devign</w:t>
-      </w:r>
-      <w:proofErr w:type="spellEnd"/>
-      <w:r>
-        <w:rPr>
-          <w:lang w:val="en-US"/>
-        </w:rPr>
-        <w:t xml:space="preserve">: Effective Vulnerability Identification by Learning Comprehensive Program Semantics via Graph Neural Networks // Advances in Neural Information Processing Systems. Vancouver, Canada: Curran Associates, Inc., 2019. </w:t>
+      <w:r>
+        <w:rPr>
+          <w:lang w:val="en-US"/>
+        </w:rPr>
+        <w:t xml:space="preserve">. Devign: Effective Vulnerability Identification by Learning Comprehensive Program Semantics via Graph Neural Networks // Advances in Neural Information Processing Systems. Vancouver, Canada: Curran Associates, Inc., 2019. </w:t>
       </w:r>
       <w:r>
         <w:t>Т</w:t>
@@ -4515,35 +4067,7 @@
           <w:lang w:val="en-US"/>
         </w:rPr>
         <w:tab/>
-        <w:t xml:space="preserve">Weiss K., </w:t>
-      </w:r>
-      <w:proofErr w:type="spellStart"/>
-      <w:r>
-        <w:rPr>
-          <w:lang w:val="en-US"/>
-        </w:rPr>
-        <w:t>Banse</w:t>
-      </w:r>
-      <w:proofErr w:type="spellEnd"/>
-      <w:r>
-        <w:rPr>
-          <w:lang w:val="en-US"/>
-        </w:rPr>
-        <w:t xml:space="preserve"> C. A Language-Independent Analysis Platform for Source Code: arXiv:2203.08424. </w:t>
-      </w:r>
-      <w:proofErr w:type="spellStart"/>
-      <w:r>
-        <w:rPr>
-          <w:lang w:val="en-US"/>
-        </w:rPr>
-        <w:t>arXiv</w:t>
-      </w:r>
-      <w:proofErr w:type="spellEnd"/>
-      <w:r>
-        <w:rPr>
-          <w:lang w:val="en-US"/>
-        </w:rPr>
-        <w:t xml:space="preserve">, 2022. DOI: </w:t>
+        <w:t xml:space="preserve">Weiss K., Banse C. A Language-Independent Analysis Platform for Source Code: arXiv:2203.08424. arXiv, 2022. DOI: </w:t>
       </w:r>
       <w:hyperlink r:id="rId14" w:tooltip="https://doi.org/10.48550/arXiv.2203.08424" w:history="1">
         <w:r>
@@ -4579,11 +4103,9 @@
         </w:rPr>
         <w:tab/>
       </w:r>
-      <w:proofErr w:type="spellStart"/>
       <w:r>
         <w:t>Намиот</w:t>
       </w:r>
-      <w:proofErr w:type="spellEnd"/>
       <w:r>
         <w:rPr>
           <w:lang w:val="en-US"/>
@@ -4756,29 +4278,8 @@
       </w:r>
       <w:hyperlink r:id="rId16" w:tooltip="https://cyberleninka.ru/article/n/sravnenie-grafovyh-vektornyh-predstavleniy-ishodnogo-koda-s-tekstovymi-modelyami-na-osnove-arhitektur-cnn-i-codebert" w:history="1">
         <w:r>
-          <w:t xml:space="preserve">Сравнение </w:t>
+          <w:t>Сравнение графовых векторных представлений исходного кода с текстовыми моделями на основе архитектур cnn и codebert</w:t>
         </w:r>
-        <w:proofErr w:type="spellStart"/>
-        <w:r>
-          <w:t>графовых</w:t>
-        </w:r>
-        <w:proofErr w:type="spellEnd"/>
-        <w:r>
-          <w:t xml:space="preserve"> векторных представлений исходного кода с текстовыми моделями на основе архитектур </w:t>
-        </w:r>
-        <w:proofErr w:type="spellStart"/>
-        <w:r>
-          <w:t>cnn</w:t>
-        </w:r>
-        <w:proofErr w:type="spellEnd"/>
-        <w:r>
-          <w:t xml:space="preserve"> и </w:t>
-        </w:r>
-        <w:proofErr w:type="spellStart"/>
-        <w:r>
-          <w:t>codebert</w:t>
-        </w:r>
-        <w:proofErr w:type="spellEnd"/>
       </w:hyperlink>
       <w:r>
         <w:t xml:space="preserve"> // Труды Института системного программирования РАН. 2023. Т</w:t>
@@ -4820,48 +4321,7 @@
           <w:lang w:val="en-US"/>
         </w:rPr>
         <w:tab/>
-      </w:r>
-      <w:proofErr w:type="spellStart"/>
-      <w:r>
-        <w:rPr>
-          <w:lang w:val="en-US"/>
-        </w:rPr>
-        <w:t>Abedu</w:t>
-      </w:r>
-      <w:proofErr w:type="spellEnd"/>
-      <w:r>
-        <w:rPr>
-          <w:lang w:val="en-US"/>
-        </w:rPr>
-        <w:t xml:space="preserve"> S., </w:t>
-      </w:r>
-      <w:proofErr w:type="spellStart"/>
-      <w:r>
-        <w:rPr>
-          <w:lang w:val="en-US"/>
-        </w:rPr>
-        <w:t>Khatoonabadi</w:t>
-      </w:r>
-      <w:proofErr w:type="spellEnd"/>
-      <w:r>
-        <w:rPr>
-          <w:lang w:val="en-US"/>
-        </w:rPr>
-        <w:t xml:space="preserve"> S., Shihab E. Synergizing LLMs, Knowledge Graphs: A Novel Approach to Software Repository-Related Question Answering: arXiv:2412.03815. </w:t>
-      </w:r>
-      <w:proofErr w:type="spellStart"/>
-      <w:r>
-        <w:rPr>
-          <w:lang w:val="en-US"/>
-        </w:rPr>
-        <w:t>arXiv</w:t>
-      </w:r>
-      <w:proofErr w:type="spellEnd"/>
-      <w:r>
-        <w:rPr>
-          <w:lang w:val="en-US"/>
-        </w:rPr>
-        <w:t xml:space="preserve">, 2025. DOI: </w:t>
+        <w:t xml:space="preserve">Abedu S., Khatoonabadi S., Shihab E. Synergizing LLMs, Knowledge Graphs: A Novel Approach to Software Repository-Related Question Answering: arXiv:2412.03815. arXiv, 2025. DOI: </w:t>
       </w:r>
       <w:hyperlink r:id="rId17" w:tooltip="https://doi.org/10.48550/arXiv.2412.03815" w:history="1">
         <w:r>
@@ -4899,34 +4359,7 @@
           <w:lang w:val="en-US"/>
         </w:rPr>
         <w:tab/>
-      </w:r>
-      <w:proofErr w:type="spellStart"/>
-      <w:r>
-        <w:rPr>
-          <w:lang w:val="en-US"/>
-        </w:rPr>
-        <w:t>Chinthareddy</w:t>
-      </w:r>
-      <w:proofErr w:type="spellEnd"/>
-      <w:r>
-        <w:rPr>
-          <w:lang w:val="en-US"/>
-        </w:rPr>
-        <w:t xml:space="preserve"> M. R. Reliable Graph-RAG for Codebases: AST-Derived Graphs vs LLM-Extracted Knowledge Graphs: arXiv:2601.08773. </w:t>
-      </w:r>
-      <w:proofErr w:type="spellStart"/>
-      <w:r>
-        <w:rPr>
-          <w:lang w:val="en-US"/>
-        </w:rPr>
-        <w:t>arXiv</w:t>
-      </w:r>
-      <w:proofErr w:type="spellEnd"/>
-      <w:r>
-        <w:rPr>
-          <w:lang w:val="en-US"/>
-        </w:rPr>
-        <w:t xml:space="preserve">, 2026. DOI: </w:t>
+        <w:t xml:space="preserve">Chinthareddy M. R. Reliable Graph-RAG for Codebases: AST-Derived Graphs vs LLM-Extracted Knowledge Graphs: arXiv:2601.08773. arXiv, 2026. DOI: </w:t>
       </w:r>
       <w:hyperlink r:id="rId18" w:tooltip="https://doi.org/10.48550/arXiv.2601.08773" w:history="1">
         <w:r>
@@ -4975,30 +4408,14 @@
         </w:rPr>
         <w:t xml:space="preserve"> </w:t>
       </w:r>
-      <w:proofErr w:type="spellStart"/>
       <w:r>
         <w:t>др</w:t>
       </w:r>
-      <w:proofErr w:type="spellEnd"/>
-      <w:r>
-        <w:rPr>
-          <w:lang w:val="en-US"/>
-        </w:rPr>
-        <w:t xml:space="preserve">. Code Graph Model (CGM): A Graph-Integrated Large Language Model for Repository-Level Software Engineering Tasks: arXiv:2505.16901. </w:t>
-      </w:r>
-      <w:proofErr w:type="spellStart"/>
-      <w:r>
-        <w:rPr>
-          <w:lang w:val="en-US"/>
-        </w:rPr>
-        <w:t>arXiv</w:t>
-      </w:r>
-      <w:proofErr w:type="spellEnd"/>
-      <w:r>
-        <w:rPr>
-          <w:lang w:val="en-US"/>
-        </w:rPr>
-        <w:t xml:space="preserve">, 2025. DOI: </w:t>
+      <w:r>
+        <w:rPr>
+          <w:lang w:val="en-US"/>
+        </w:rPr>
+        <w:t xml:space="preserve">. Code Graph Model (CGM): A Graph-Integrated Large Language Model for Repository-Level Software Engineering Tasks: arXiv:2505.16901. arXiv, 2025. DOI: </w:t>
       </w:r>
       <w:hyperlink r:id="rId19" w:tooltip="https://doi.org/10.48550/arXiv.2505.16901" w:history="1">
         <w:r>
@@ -5036,20 +4453,7 @@
           <w:lang w:val="en-US"/>
         </w:rPr>
         <w:tab/>
-      </w:r>
-      <w:proofErr w:type="spellStart"/>
-      <w:r>
-        <w:rPr>
-          <w:lang w:val="en-US"/>
-        </w:rPr>
-        <w:t>Lekssays</w:t>
-      </w:r>
-      <w:proofErr w:type="spellEnd"/>
-      <w:r>
-        <w:rPr>
-          <w:lang w:val="en-US"/>
-        </w:rPr>
-        <w:t xml:space="preserve"> A. </w:t>
+        <w:t xml:space="preserve">Lekssays A. </w:t>
       </w:r>
       <w:r>
         <w:t>и</w:t>
@@ -5060,44 +4464,14 @@
         </w:rPr>
         <w:t xml:space="preserve"> </w:t>
       </w:r>
-      <w:proofErr w:type="spellStart"/>
       <w:r>
         <w:t>др</w:t>
       </w:r>
-      <w:proofErr w:type="spellEnd"/>
-      <w:r>
-        <w:rPr>
-          <w:lang w:val="en-US"/>
-        </w:rPr>
-        <w:t xml:space="preserve">. </w:t>
-      </w:r>
-      <w:proofErr w:type="spellStart"/>
-      <w:r>
-        <w:rPr>
-          <w:lang w:val="en-US"/>
-        </w:rPr>
-        <w:t>LLMxCPG</w:t>
-      </w:r>
-      <w:proofErr w:type="spellEnd"/>
-      <w:r>
-        <w:rPr>
-          <w:lang w:val="en-US"/>
-        </w:rPr>
-        <w:t xml:space="preserve">: Context-Aware Vulnerability Detection Through Code Property Graph-Guided Large Language Models: arXiv:2507.16585. </w:t>
-      </w:r>
-      <w:proofErr w:type="spellStart"/>
-      <w:r>
-        <w:rPr>
-          <w:lang w:val="en-US"/>
-        </w:rPr>
-        <w:t>arXiv</w:t>
-      </w:r>
-      <w:proofErr w:type="spellEnd"/>
-      <w:r>
-        <w:rPr>
-          <w:lang w:val="en-US"/>
-        </w:rPr>
-        <w:t>, 2025. DOI</w:t>
+      <w:r>
+        <w:rPr>
+          <w:lang w:val="en-US"/>
+        </w:rPr>
+        <w:t>. LLMxCPG: Context-Aware Vulnerability Detection Through Code Property Graph-Guided Large Language Models: arXiv:2507.16585. arXiv, 2025. DOI</w:t>
       </w:r>
       <w:r>
         <w:rPr>
@@ -5112,14 +4486,12 @@
           </w:rPr>
           <w:t>10.48550/</w:t>
         </w:r>
-        <w:proofErr w:type="spellStart"/>
         <w:r>
           <w:rPr>
             <w:lang w:val="en-US"/>
           </w:rPr>
           <w:t>arXiv</w:t>
         </w:r>
-        <w:proofErr w:type="spellEnd"/>
         <w:r>
           <w:rPr>
             <w:lang w:val="ru-RU"/>
@@ -5153,29 +4525,8 @@
         </w:rPr>
         <w:tab/>
       </w:r>
-      <w:proofErr w:type="spellStart"/>
-      <w:r>
-        <w:t>Макшаков</w:t>
-      </w:r>
-      <w:proofErr w:type="spellEnd"/>
-      <w:r>
-        <w:t xml:space="preserve"> С. В. Система поддержки принятия решений в задачах технического переоснащения в железнодорожной отрасли // Материалы XXXII международной конференции "Проблемы управления безопасностью сложных систем", посвященной памяти Владимира Васильевича </w:t>
-      </w:r>
-      <w:proofErr w:type="spellStart"/>
-      <w:r>
-        <w:t>Кульбы</w:t>
-      </w:r>
-      <w:proofErr w:type="spellEnd"/>
-      <w:r>
-        <w:t xml:space="preserve">, Заслуженного деятеля науки РФ, д-ра </w:t>
-      </w:r>
-      <w:proofErr w:type="spellStart"/>
-      <w:r>
-        <w:t>техн</w:t>
-      </w:r>
-      <w:proofErr w:type="spellEnd"/>
-      <w:r>
-        <w:t>. наук, профессора. М.: ИПУ РАН, 2024. С. 489–495.</w:t>
+      <w:r>
+        <w:t>Макшаков С. В. Система поддержки принятия решений в задачах технического переоснащения в железнодорожной отрасли // Материалы XXXII международной конференции "Проблемы управления безопасностью сложных систем", посвященной памяти Владимира Васильевича Кульбы, Заслуженного деятеля науки РФ, д-ра техн. наук, профессора. М.: ИПУ РАН, 2024. С. 489–495.</w:t>
       </w:r>
       <w:bookmarkEnd w:id="16"/>
     </w:p>
@@ -5190,46 +4541,7 @@
       </w:r>
       <w:r>
         <w:tab/>
-      </w:r>
-      <w:proofErr w:type="spellStart"/>
-      <w:r>
-        <w:t>Нидхем</w:t>
-      </w:r>
-      <w:proofErr w:type="spellEnd"/>
-      <w:r>
-        <w:t xml:space="preserve"> М., </w:t>
-      </w:r>
-      <w:proofErr w:type="spellStart"/>
-      <w:r>
-        <w:t>Ходлер</w:t>
-      </w:r>
-      <w:proofErr w:type="spellEnd"/>
-      <w:r>
-        <w:t xml:space="preserve"> Э. </w:t>
-      </w:r>
-      <w:proofErr w:type="spellStart"/>
-      <w:r>
-        <w:t>Графовые</w:t>
-      </w:r>
-      <w:proofErr w:type="spellEnd"/>
-      <w:r>
-        <w:t xml:space="preserve"> алгоритмы. Практическая реализация на платформах </w:t>
-      </w:r>
-      <w:proofErr w:type="spellStart"/>
-      <w:r>
-        <w:t>Apach</w:t>
-      </w:r>
-      <w:proofErr w:type="spellEnd"/>
-      <w:r>
-        <w:t xml:space="preserve"> </w:t>
-      </w:r>
-      <w:proofErr w:type="spellStart"/>
-      <w:r>
-        <w:t>Spark</w:t>
-      </w:r>
-      <w:proofErr w:type="spellEnd"/>
-      <w:r>
-        <w:t xml:space="preserve"> и Neo4j. М.: ДМК Пресс, 2020. 258 с.</w:t>
+        <w:t>Нидхем М., Ходлер Э. Графовые алгоритмы. Практическая реализация на платформах Apach Spark и Neo4j. М.: ДМК Пресс, 2020. 258 с.</w:t>
       </w:r>
       <w:bookmarkEnd w:id="5"/>
       <w:bookmarkEnd w:id="7"/>
@@ -7059,6 +6371,14 @@
 </file>
 
 <file path=customXml/item1.xml><?xml version="1.0" encoding="utf-8"?>
+<p:properties xmlns:p="http://schemas.microsoft.com/office/2006/metadata/properties" xmlns:xsi="http://www.w3.org/2001/XMLSchema-instance" xmlns:pc="http://schemas.microsoft.com/office/infopath/2007/PartnerControls">
+  <documentManagement>
+    <ReferenceId xmlns="aa959d31-8759-406f-8f75-7497590a0733" xsi:nil="true"/>
+  </documentManagement>
+</p:properties>
+</file>
+
+<file path=customXml/item2.xml><?xml version="1.0" encoding="utf-8"?>
 <ct:contentTypeSchema xmlns:ct="http://schemas.microsoft.com/office/2006/metadata/contentType" xmlns:ma="http://schemas.microsoft.com/office/2006/metadata/properties/metaAttributes" ct:_="" ma:_="" ma:contentTypeName="Документ" ma:contentTypeID="0x010100BE59C381F157584E847F40BF3D5760D4" ma:contentTypeVersion="9" ma:contentTypeDescription="Создание документа." ma:contentTypeScope="" ma:versionID="ce870ca18754169408a4d8a23e458b04">
   <xsd:schema xmlns:xsd="http://www.w3.org/2001/XMLSchema" xmlns:xs="http://www.w3.org/2001/XMLSchema" xmlns:p="http://schemas.microsoft.com/office/2006/metadata/properties" xmlns:ns2="aa959d31-8759-406f-8f75-7497590a0733" targetNamespace="http://schemas.microsoft.com/office/2006/metadata/properties" ma:root="true" ma:fieldsID="21309b88f8dccf7a8e7e9fe3f72ab1f7" ns2:_="">
     <xsd:import namespace="aa959d31-8759-406f-8f75-7497590a0733"/>
@@ -7232,14 +6552,6 @@
 </ct:contentTypeSchema>
 </file>
 
-<file path=customXml/item2.xml><?xml version="1.0" encoding="utf-8"?>
-<p:properties xmlns:p="http://schemas.microsoft.com/office/2006/metadata/properties" xmlns:xsi="http://www.w3.org/2001/XMLSchema-instance" xmlns:pc="http://schemas.microsoft.com/office/infopath/2007/PartnerControls">
-  <documentManagement>
-    <ReferenceId xmlns="aa959d31-8759-406f-8f75-7497590a0733" xsi:nil="true"/>
-  </documentManagement>
-</p:properties>
-</file>
-
 <file path=customXml/item3.xml><?xml version="1.0" encoding="utf-8"?>
 <?mso-contentType ?>
 <FormTemplates xmlns="http://schemas.microsoft.com/sharepoint/v3/contenttype/forms">
@@ -7254,6 +6566,16 @@
 </file>
 
 <file path=customXml/itemProps1.xml><?xml version="1.0" encoding="utf-8"?>
+<ds:datastoreItem xmlns:ds="http://schemas.openxmlformats.org/officeDocument/2006/customXml" ds:itemID="{6E7C0F4C-F014-4BA6-B01A-54786F37D04E}">
+  <ds:schemaRefs>
+    <ds:schemaRef ds:uri="http://schemas.microsoft.com/office/2006/metadata/properties"/>
+    <ds:schemaRef ds:uri="http://schemas.microsoft.com/office/infopath/2007/PartnerControls"/>
+    <ds:schemaRef ds:uri="aa959d31-8759-406f-8f75-7497590a0733"/>
+  </ds:schemaRefs>
+</ds:datastoreItem>
+</file>
+
+<file path=customXml/itemProps2.xml><?xml version="1.0" encoding="utf-8"?>
 <ds:datastoreItem xmlns:ds="http://schemas.openxmlformats.org/officeDocument/2006/customXml" ds:itemID="{03407D4D-C0A9-41A7-80F0-4E6649605212}">
   <ds:schemaRefs>
     <ds:schemaRef ds:uri="http://schemas.microsoft.com/office/2006/metadata/contentType"/>
@@ -7271,16 +6593,6 @@
 </ds:datastoreItem>
 </file>
 
-<file path=customXml/itemProps2.xml><?xml version="1.0" encoding="utf-8"?>
-<ds:datastoreItem xmlns:ds="http://schemas.openxmlformats.org/officeDocument/2006/customXml" ds:itemID="{6E7C0F4C-F014-4BA6-B01A-54786F37D04E}">
-  <ds:schemaRefs>
-    <ds:schemaRef ds:uri="http://schemas.microsoft.com/office/2006/metadata/properties"/>
-    <ds:schemaRef ds:uri="http://schemas.microsoft.com/office/infopath/2007/PartnerControls"/>
-    <ds:schemaRef ds:uri="aa959d31-8759-406f-8f75-7497590a0733"/>
-  </ds:schemaRefs>
-</ds:datastoreItem>
-</file>
-
 <file path=customXml/itemProps3.xml><?xml version="1.0" encoding="utf-8"?>
 <ds:datastoreItem xmlns:ds="http://schemas.openxmlformats.org/officeDocument/2006/customXml" ds:itemID="{E41A4599-5C30-43B1-8928-D54C6A2B4AA7}">
   <ds:schemaRefs>
@@ -7290,7 +6602,7 @@
 </file>
 
 <file path=customXml/itemProps4.xml><?xml version="1.0" encoding="utf-8"?>
-<ds:datastoreItem xmlns:ds="http://schemas.openxmlformats.org/officeDocument/2006/customXml" ds:itemID="{55B3D04F-B84A-4DAA-BC08-7B558EF6744B}">
+<ds:datastoreItem xmlns:ds="http://schemas.openxmlformats.org/officeDocument/2006/customXml" ds:itemID="{762D756F-4DD6-40D8-9E2F-FE660C560D97}">
   <ds:schemaRefs>
     <ds:schemaRef ds:uri="http://schemas.openxmlformats.org/officeDocument/2006/bibliography"/>
   </ds:schemaRefs>
